--- a/S1/informe/Sumativa1_Informe_Maria_Fassler_Sebastian_Antunez.docx
+++ b/S1/informe/Sumativa1_Informe_Maria_Fassler_Sebastian_Antunez.docx
@@ -202,18 +202,8 @@
           <w:sz w:val="24"/>
           <w:szCs w:val="24"/>
         </w:rPr>
-        <w:t xml:space="preserve">María </w:t>
-      </w:r>
-      <w:proofErr w:type="spellStart"/>
-      <w:r>
-        <w:rPr>
-          <w:rFonts w:ascii="Arial" w:eastAsia="Arial" w:hAnsi="Arial" w:cs="Arial"/>
-          <w:sz w:val="24"/>
-          <w:szCs w:val="24"/>
-        </w:rPr>
-        <w:t>Fassler</w:t>
-      </w:r>
-      <w:proofErr w:type="spellEnd"/>
+        <w:t>María Fassler</w:t>
+      </w:r>
       <w:r>
         <w:rPr>
           <w:rFonts w:ascii="Arial" w:eastAsia="Arial" w:hAnsi="Arial" w:cs="Arial"/>
@@ -370,8 +360,12 @@
               <w:tab w:val="right" w:leader="dot" w:pos="9964"/>
             </w:tabs>
             <w:rPr>
-              <w:rFonts w:asciiTheme="minorHAnsi" w:hAnsiTheme="minorHAnsi" w:cstheme="minorHAnsi"/>
+              <w:rFonts w:asciiTheme="minorHAnsi" w:eastAsiaTheme="minorEastAsia" w:hAnsiTheme="minorHAnsi" w:cstheme="minorBidi"/>
               <w:noProof/>
+              <w:kern w:val="2"/>
+              <w:sz w:val="24"/>
+              <w:szCs w:val="24"/>
+              <w14:ligatures w14:val="standardContextual"/>
             </w:rPr>
           </w:pPr>
           <w:r>
@@ -392,18 +386,18 @@
             </w:rPr>
             <w:fldChar w:fldCharType="separate"/>
           </w:r>
-          <w:hyperlink w:anchor="_Toc242569725" w:history="1">
+          <w:hyperlink w:anchor="_Toc243059310" w:history="1">
             <w:r>
               <w:rPr>
                 <w:rStyle w:val="Hyperlink"/>
-                <w:rFonts w:asciiTheme="minorHAnsi" w:hAnsiTheme="minorHAnsi" w:cstheme="minorHAnsi"/>
+                <w:b/>
+                <w:bCs/>
                 <w:noProof/>
               </w:rPr>
               <w:t>1. Problema de decisión y objetivo</w:t>
             </w:r>
             <w:r>
               <w:rPr>
-                <w:rFonts w:asciiTheme="minorHAnsi" w:hAnsiTheme="minorHAnsi" w:cstheme="minorHAnsi"/>
                 <w:noProof/>
                 <w:webHidden/>
               </w:rPr>
@@ -411,7 +405,6 @@
             </w:r>
             <w:r>
               <w:rPr>
-                <w:rFonts w:asciiTheme="minorHAnsi" w:hAnsiTheme="minorHAnsi" w:cstheme="minorHAnsi"/>
                 <w:noProof/>
                 <w:webHidden/>
               </w:rPr>
@@ -419,22 +412,19 @@
             </w:r>
             <w:r>
               <w:rPr>
-                <w:rFonts w:asciiTheme="minorHAnsi" w:hAnsiTheme="minorHAnsi" w:cstheme="minorHAnsi"/>
-                <w:noProof/>
-                <w:webHidden/>
-              </w:rPr>
-              <w:instrText xml:space="preserve"> PAGEREF _Toc242569725 \h </w:instrText>
-            </w:r>
-            <w:r>
-              <w:rPr>
-                <w:rFonts w:asciiTheme="minorHAnsi" w:hAnsiTheme="minorHAnsi" w:cstheme="minorHAnsi"/>
-                <w:noProof/>
-                <w:webHidden/>
-              </w:rPr>
-            </w:r>
-            <w:r>
-              <w:rPr>
-                <w:rFonts w:asciiTheme="minorHAnsi" w:hAnsiTheme="minorHAnsi" w:cstheme="minorHAnsi"/>
+                <w:noProof/>
+                <w:webHidden/>
+              </w:rPr>
+              <w:instrText xml:space="preserve"> PAGEREF _Toc243059310 \h </w:instrText>
+            </w:r>
+            <w:r>
+              <w:rPr>
+                <w:noProof/>
+                <w:webHidden/>
+              </w:rPr>
+            </w:r>
+            <w:r>
+              <w:rPr>
                 <w:noProof/>
                 <w:webHidden/>
               </w:rPr>
@@ -442,7 +432,6 @@
             </w:r>
             <w:r>
               <w:rPr>
-                <w:rFonts w:asciiTheme="minorHAnsi" w:hAnsiTheme="minorHAnsi" w:cstheme="minorHAnsi"/>
                 <w:noProof/>
                 <w:webHidden/>
               </w:rPr>
@@ -450,7 +439,6 @@
             </w:r>
             <w:r>
               <w:rPr>
-                <w:rFonts w:asciiTheme="minorHAnsi" w:hAnsiTheme="minorHAnsi" w:cstheme="minorHAnsi"/>
                 <w:noProof/>
                 <w:webHidden/>
               </w:rPr>
@@ -465,22 +453,26 @@
               <w:tab w:val="right" w:leader="dot" w:pos="9964"/>
             </w:tabs>
             <w:rPr>
-              <w:rFonts w:asciiTheme="minorHAnsi" w:hAnsiTheme="minorHAnsi" w:cstheme="minorHAnsi"/>
+              <w:rFonts w:asciiTheme="minorHAnsi" w:eastAsiaTheme="minorEastAsia" w:hAnsiTheme="minorHAnsi" w:cstheme="minorBidi"/>
               <w:noProof/>
+              <w:kern w:val="2"/>
+              <w:sz w:val="24"/>
+              <w:szCs w:val="24"/>
+              <w14:ligatures w14:val="standardContextual"/>
             </w:rPr>
           </w:pPr>
-          <w:hyperlink w:anchor="_Toc242569726" w:history="1">
+          <w:hyperlink w:anchor="_Toc243059311" w:history="1">
             <w:r>
               <w:rPr>
                 <w:rStyle w:val="Hyperlink"/>
-                <w:rFonts w:asciiTheme="minorHAnsi" w:hAnsiTheme="minorHAnsi" w:cstheme="minorHAnsi"/>
+                <w:b/>
+                <w:bCs/>
                 <w:noProof/>
               </w:rPr>
               <w:t>2. Datos y metodología</w:t>
             </w:r>
             <w:r>
               <w:rPr>
-                <w:rFonts w:asciiTheme="minorHAnsi" w:hAnsiTheme="minorHAnsi" w:cstheme="minorHAnsi"/>
                 <w:noProof/>
                 <w:webHidden/>
               </w:rPr>
@@ -488,7 +480,6 @@
             </w:r>
             <w:r>
               <w:rPr>
-                <w:rFonts w:asciiTheme="minorHAnsi" w:hAnsiTheme="minorHAnsi" w:cstheme="minorHAnsi"/>
                 <w:noProof/>
                 <w:webHidden/>
               </w:rPr>
@@ -496,22 +487,19 @@
             </w:r>
             <w:r>
               <w:rPr>
-                <w:rFonts w:asciiTheme="minorHAnsi" w:hAnsiTheme="minorHAnsi" w:cstheme="minorHAnsi"/>
-                <w:noProof/>
-                <w:webHidden/>
-              </w:rPr>
-              <w:instrText xml:space="preserve"> PAGEREF _Toc242569726 \h </w:instrText>
-            </w:r>
-            <w:r>
-              <w:rPr>
-                <w:rFonts w:asciiTheme="minorHAnsi" w:hAnsiTheme="minorHAnsi" w:cstheme="minorHAnsi"/>
-                <w:noProof/>
-                <w:webHidden/>
-              </w:rPr>
-            </w:r>
-            <w:r>
-              <w:rPr>
-                <w:rFonts w:asciiTheme="minorHAnsi" w:hAnsiTheme="minorHAnsi" w:cstheme="minorHAnsi"/>
+                <w:noProof/>
+                <w:webHidden/>
+              </w:rPr>
+              <w:instrText xml:space="preserve"> PAGEREF _Toc243059311 \h </w:instrText>
+            </w:r>
+            <w:r>
+              <w:rPr>
+                <w:noProof/>
+                <w:webHidden/>
+              </w:rPr>
+            </w:r>
+            <w:r>
+              <w:rPr>
                 <w:noProof/>
                 <w:webHidden/>
               </w:rPr>
@@ -519,7 +507,6 @@
             </w:r>
             <w:r>
               <w:rPr>
-                <w:rFonts w:asciiTheme="minorHAnsi" w:hAnsiTheme="minorHAnsi" w:cstheme="minorHAnsi"/>
                 <w:noProof/>
                 <w:webHidden/>
               </w:rPr>
@@ -527,7 +514,6 @@
             </w:r>
             <w:r>
               <w:rPr>
-                <w:rFonts w:asciiTheme="minorHAnsi" w:hAnsiTheme="minorHAnsi" w:cstheme="minorHAnsi"/>
                 <w:noProof/>
                 <w:webHidden/>
               </w:rPr>
@@ -542,22 +528,26 @@
               <w:tab w:val="right" w:leader="dot" w:pos="9964"/>
             </w:tabs>
             <w:rPr>
-              <w:rFonts w:asciiTheme="minorHAnsi" w:hAnsiTheme="minorHAnsi" w:cstheme="minorHAnsi"/>
+              <w:rFonts w:asciiTheme="minorHAnsi" w:eastAsiaTheme="minorEastAsia" w:hAnsiTheme="minorHAnsi" w:cstheme="minorBidi"/>
               <w:noProof/>
+              <w:kern w:val="2"/>
+              <w:sz w:val="24"/>
+              <w:szCs w:val="24"/>
+              <w14:ligatures w14:val="standardContextual"/>
             </w:rPr>
           </w:pPr>
-          <w:hyperlink w:anchor="_Toc242569727" w:history="1">
+          <w:hyperlink w:anchor="_Toc243059312" w:history="1">
             <w:r>
               <w:rPr>
                 <w:rStyle w:val="Hyperlink"/>
-                <w:rFonts w:asciiTheme="minorHAnsi" w:hAnsiTheme="minorHAnsi" w:cstheme="minorHAnsi"/>
+                <w:b/>
+                <w:bCs/>
                 <w:noProof/>
               </w:rPr>
               <w:t>2.1 Origen y construcción de la variable respuesta</w:t>
             </w:r>
             <w:r>
               <w:rPr>
-                <w:rFonts w:asciiTheme="minorHAnsi" w:hAnsiTheme="minorHAnsi" w:cstheme="minorHAnsi"/>
                 <w:noProof/>
                 <w:webHidden/>
               </w:rPr>
@@ -565,7 +555,6 @@
             </w:r>
             <w:r>
               <w:rPr>
-                <w:rFonts w:asciiTheme="minorHAnsi" w:hAnsiTheme="minorHAnsi" w:cstheme="minorHAnsi"/>
                 <w:noProof/>
                 <w:webHidden/>
               </w:rPr>
@@ -573,22 +562,19 @@
             </w:r>
             <w:r>
               <w:rPr>
-                <w:rFonts w:asciiTheme="minorHAnsi" w:hAnsiTheme="minorHAnsi" w:cstheme="minorHAnsi"/>
-                <w:noProof/>
-                <w:webHidden/>
-              </w:rPr>
-              <w:instrText xml:space="preserve"> PAGEREF _Toc242569727 \h </w:instrText>
-            </w:r>
-            <w:r>
-              <w:rPr>
-                <w:rFonts w:asciiTheme="minorHAnsi" w:hAnsiTheme="minorHAnsi" w:cstheme="minorHAnsi"/>
-                <w:noProof/>
-                <w:webHidden/>
-              </w:rPr>
-            </w:r>
-            <w:r>
-              <w:rPr>
-                <w:rFonts w:asciiTheme="minorHAnsi" w:hAnsiTheme="minorHAnsi" w:cstheme="minorHAnsi"/>
+                <w:noProof/>
+                <w:webHidden/>
+              </w:rPr>
+              <w:instrText xml:space="preserve"> PAGEREF _Toc243059312 \h </w:instrText>
+            </w:r>
+            <w:r>
+              <w:rPr>
+                <w:noProof/>
+                <w:webHidden/>
+              </w:rPr>
+            </w:r>
+            <w:r>
+              <w:rPr>
                 <w:noProof/>
                 <w:webHidden/>
               </w:rPr>
@@ -596,7 +582,6 @@
             </w:r>
             <w:r>
               <w:rPr>
-                <w:rFonts w:asciiTheme="minorHAnsi" w:hAnsiTheme="minorHAnsi" w:cstheme="minorHAnsi"/>
                 <w:noProof/>
                 <w:webHidden/>
               </w:rPr>
@@ -604,7 +589,6 @@
             </w:r>
             <w:r>
               <w:rPr>
-                <w:rFonts w:asciiTheme="minorHAnsi" w:hAnsiTheme="minorHAnsi" w:cstheme="minorHAnsi"/>
                 <w:noProof/>
                 <w:webHidden/>
               </w:rPr>
@@ -619,22 +603,26 @@
               <w:tab w:val="right" w:leader="dot" w:pos="9964"/>
             </w:tabs>
             <w:rPr>
-              <w:rFonts w:asciiTheme="minorHAnsi" w:hAnsiTheme="minorHAnsi" w:cstheme="minorHAnsi"/>
+              <w:rFonts w:asciiTheme="minorHAnsi" w:eastAsiaTheme="minorEastAsia" w:hAnsiTheme="minorHAnsi" w:cstheme="minorBidi"/>
               <w:noProof/>
+              <w:kern w:val="2"/>
+              <w:sz w:val="24"/>
+              <w:szCs w:val="24"/>
+              <w14:ligatures w14:val="standardContextual"/>
             </w:rPr>
           </w:pPr>
-          <w:hyperlink w:anchor="_Toc242569728" w:history="1">
+          <w:hyperlink w:anchor="_Toc243059313" w:history="1">
             <w:r>
               <w:rPr>
                 <w:rStyle w:val="Hyperlink"/>
-                <w:rFonts w:asciiTheme="minorHAnsi" w:hAnsiTheme="minorHAnsi" w:cstheme="minorHAnsi"/>
+                <w:b/>
+                <w:bCs/>
                 <w:noProof/>
               </w:rPr>
               <w:t>2.2 Unidad de análisis y variables</w:t>
             </w:r>
             <w:r>
               <w:rPr>
-                <w:rFonts w:asciiTheme="minorHAnsi" w:hAnsiTheme="minorHAnsi" w:cstheme="minorHAnsi"/>
                 <w:noProof/>
                 <w:webHidden/>
               </w:rPr>
@@ -642,7 +630,6 @@
             </w:r>
             <w:r>
               <w:rPr>
-                <w:rFonts w:asciiTheme="minorHAnsi" w:hAnsiTheme="minorHAnsi" w:cstheme="minorHAnsi"/>
                 <w:noProof/>
                 <w:webHidden/>
               </w:rPr>
@@ -650,22 +637,19 @@
             </w:r>
             <w:r>
               <w:rPr>
-                <w:rFonts w:asciiTheme="minorHAnsi" w:hAnsiTheme="minorHAnsi" w:cstheme="minorHAnsi"/>
-                <w:noProof/>
-                <w:webHidden/>
-              </w:rPr>
-              <w:instrText xml:space="preserve"> PAGEREF _Toc242569728 \h </w:instrText>
-            </w:r>
-            <w:r>
-              <w:rPr>
-                <w:rFonts w:asciiTheme="minorHAnsi" w:hAnsiTheme="minorHAnsi" w:cstheme="minorHAnsi"/>
-                <w:noProof/>
-                <w:webHidden/>
-              </w:rPr>
-            </w:r>
-            <w:r>
-              <w:rPr>
-                <w:rFonts w:asciiTheme="minorHAnsi" w:hAnsiTheme="minorHAnsi" w:cstheme="minorHAnsi"/>
+                <w:noProof/>
+                <w:webHidden/>
+              </w:rPr>
+              <w:instrText xml:space="preserve"> PAGEREF _Toc243059313 \h </w:instrText>
+            </w:r>
+            <w:r>
+              <w:rPr>
+                <w:noProof/>
+                <w:webHidden/>
+              </w:rPr>
+            </w:r>
+            <w:r>
+              <w:rPr>
                 <w:noProof/>
                 <w:webHidden/>
               </w:rPr>
@@ -673,7 +657,6 @@
             </w:r>
             <w:r>
               <w:rPr>
-                <w:rFonts w:asciiTheme="minorHAnsi" w:hAnsiTheme="minorHAnsi" w:cstheme="minorHAnsi"/>
                 <w:noProof/>
                 <w:webHidden/>
               </w:rPr>
@@ -681,7 +664,6 @@
             </w:r>
             <w:r>
               <w:rPr>
-                <w:rFonts w:asciiTheme="minorHAnsi" w:hAnsiTheme="minorHAnsi" w:cstheme="minorHAnsi"/>
                 <w:noProof/>
                 <w:webHidden/>
               </w:rPr>
@@ -696,22 +678,26 @@
               <w:tab w:val="right" w:leader="dot" w:pos="9964"/>
             </w:tabs>
             <w:rPr>
-              <w:rFonts w:asciiTheme="minorHAnsi" w:hAnsiTheme="minorHAnsi" w:cstheme="minorHAnsi"/>
+              <w:rFonts w:asciiTheme="minorHAnsi" w:eastAsiaTheme="minorEastAsia" w:hAnsiTheme="minorHAnsi" w:cstheme="minorBidi"/>
               <w:noProof/>
+              <w:kern w:val="2"/>
+              <w:sz w:val="24"/>
+              <w:szCs w:val="24"/>
+              <w14:ligatures w14:val="standardContextual"/>
             </w:rPr>
           </w:pPr>
-          <w:hyperlink w:anchor="_Toc242569729" w:history="1">
+          <w:hyperlink w:anchor="_Toc243059314" w:history="1">
             <w:r>
               <w:rPr>
                 <w:rStyle w:val="Hyperlink"/>
-                <w:rFonts w:asciiTheme="minorHAnsi" w:hAnsiTheme="minorHAnsi" w:cstheme="minorHAnsi"/>
+                <w:b/>
+                <w:bCs/>
                 <w:noProof/>
               </w:rPr>
               <w:t>2.3 Calidad de los datos</w:t>
             </w:r>
             <w:r>
               <w:rPr>
-                <w:rFonts w:asciiTheme="minorHAnsi" w:hAnsiTheme="minorHAnsi" w:cstheme="minorHAnsi"/>
                 <w:noProof/>
                 <w:webHidden/>
               </w:rPr>
@@ -719,7 +705,6 @@
             </w:r>
             <w:r>
               <w:rPr>
-                <w:rFonts w:asciiTheme="minorHAnsi" w:hAnsiTheme="minorHAnsi" w:cstheme="minorHAnsi"/>
                 <w:noProof/>
                 <w:webHidden/>
               </w:rPr>
@@ -727,22 +712,19 @@
             </w:r>
             <w:r>
               <w:rPr>
-                <w:rFonts w:asciiTheme="minorHAnsi" w:hAnsiTheme="minorHAnsi" w:cstheme="minorHAnsi"/>
-                <w:noProof/>
-                <w:webHidden/>
-              </w:rPr>
-              <w:instrText xml:space="preserve"> PAGEREF _Toc242569729 \h </w:instrText>
-            </w:r>
-            <w:r>
-              <w:rPr>
-                <w:rFonts w:asciiTheme="minorHAnsi" w:hAnsiTheme="minorHAnsi" w:cstheme="minorHAnsi"/>
-                <w:noProof/>
-                <w:webHidden/>
-              </w:rPr>
-            </w:r>
-            <w:r>
-              <w:rPr>
-                <w:rFonts w:asciiTheme="minorHAnsi" w:hAnsiTheme="minorHAnsi" w:cstheme="minorHAnsi"/>
+                <w:noProof/>
+                <w:webHidden/>
+              </w:rPr>
+              <w:instrText xml:space="preserve"> PAGEREF _Toc243059314 \h </w:instrText>
+            </w:r>
+            <w:r>
+              <w:rPr>
+                <w:noProof/>
+                <w:webHidden/>
+              </w:rPr>
+            </w:r>
+            <w:r>
+              <w:rPr>
                 <w:noProof/>
                 <w:webHidden/>
               </w:rPr>
@@ -750,7 +732,6 @@
             </w:r>
             <w:r>
               <w:rPr>
-                <w:rFonts w:asciiTheme="minorHAnsi" w:hAnsiTheme="minorHAnsi" w:cstheme="minorHAnsi"/>
                 <w:noProof/>
                 <w:webHidden/>
               </w:rPr>
@@ -758,7 +739,6 @@
             </w:r>
             <w:r>
               <w:rPr>
-                <w:rFonts w:asciiTheme="minorHAnsi" w:hAnsiTheme="minorHAnsi" w:cstheme="minorHAnsi"/>
                 <w:noProof/>
                 <w:webHidden/>
               </w:rPr>
@@ -773,22 +753,26 @@
               <w:tab w:val="right" w:leader="dot" w:pos="9964"/>
             </w:tabs>
             <w:rPr>
-              <w:rFonts w:asciiTheme="minorHAnsi" w:hAnsiTheme="minorHAnsi" w:cstheme="minorHAnsi"/>
+              <w:rFonts w:asciiTheme="minorHAnsi" w:eastAsiaTheme="minorEastAsia" w:hAnsiTheme="minorHAnsi" w:cstheme="minorBidi"/>
               <w:noProof/>
+              <w:kern w:val="2"/>
+              <w:sz w:val="24"/>
+              <w:szCs w:val="24"/>
+              <w14:ligatures w14:val="standardContextual"/>
             </w:rPr>
           </w:pPr>
-          <w:hyperlink w:anchor="_Toc242569730" w:history="1">
+          <w:hyperlink w:anchor="_Toc243059315" w:history="1">
             <w:r>
               <w:rPr>
                 <w:rStyle w:val="Hyperlink"/>
-                <w:rFonts w:asciiTheme="minorHAnsi" w:hAnsiTheme="minorHAnsi" w:cstheme="minorHAnsi"/>
+                <w:b/>
+                <w:bCs/>
                 <w:noProof/>
               </w:rPr>
               <w:t>3. Estadística descriptiva</w:t>
             </w:r>
             <w:r>
               <w:rPr>
-                <w:rFonts w:asciiTheme="minorHAnsi" w:hAnsiTheme="minorHAnsi" w:cstheme="minorHAnsi"/>
                 <w:noProof/>
                 <w:webHidden/>
               </w:rPr>
@@ -796,7 +780,6 @@
             </w:r>
             <w:r>
               <w:rPr>
-                <w:rFonts w:asciiTheme="minorHAnsi" w:hAnsiTheme="minorHAnsi" w:cstheme="minorHAnsi"/>
                 <w:noProof/>
                 <w:webHidden/>
               </w:rPr>
@@ -804,22 +787,19 @@
             </w:r>
             <w:r>
               <w:rPr>
-                <w:rFonts w:asciiTheme="minorHAnsi" w:hAnsiTheme="minorHAnsi" w:cstheme="minorHAnsi"/>
-                <w:noProof/>
-                <w:webHidden/>
-              </w:rPr>
-              <w:instrText xml:space="preserve"> PAGEREF _Toc242569730 \h </w:instrText>
-            </w:r>
-            <w:r>
-              <w:rPr>
-                <w:rFonts w:asciiTheme="minorHAnsi" w:hAnsiTheme="minorHAnsi" w:cstheme="minorHAnsi"/>
-                <w:noProof/>
-                <w:webHidden/>
-              </w:rPr>
-            </w:r>
-            <w:r>
-              <w:rPr>
-                <w:rFonts w:asciiTheme="minorHAnsi" w:hAnsiTheme="minorHAnsi" w:cstheme="minorHAnsi"/>
+                <w:noProof/>
+                <w:webHidden/>
+              </w:rPr>
+              <w:instrText xml:space="preserve"> PAGEREF _Toc243059315 \h </w:instrText>
+            </w:r>
+            <w:r>
+              <w:rPr>
+                <w:noProof/>
+                <w:webHidden/>
+              </w:rPr>
+            </w:r>
+            <w:r>
+              <w:rPr>
                 <w:noProof/>
                 <w:webHidden/>
               </w:rPr>
@@ -827,7 +807,6 @@
             </w:r>
             <w:r>
               <w:rPr>
-                <w:rFonts w:asciiTheme="minorHAnsi" w:hAnsiTheme="minorHAnsi" w:cstheme="minorHAnsi"/>
                 <w:noProof/>
                 <w:webHidden/>
               </w:rPr>
@@ -835,7 +814,6 @@
             </w:r>
             <w:r>
               <w:rPr>
-                <w:rFonts w:asciiTheme="minorHAnsi" w:hAnsiTheme="minorHAnsi" w:cstheme="minorHAnsi"/>
                 <w:noProof/>
                 <w:webHidden/>
               </w:rPr>
@@ -850,22 +828,26 @@
               <w:tab w:val="right" w:leader="dot" w:pos="9964"/>
             </w:tabs>
             <w:rPr>
-              <w:rFonts w:asciiTheme="minorHAnsi" w:hAnsiTheme="minorHAnsi" w:cstheme="minorHAnsi"/>
+              <w:rFonts w:asciiTheme="minorHAnsi" w:eastAsiaTheme="minorEastAsia" w:hAnsiTheme="minorHAnsi" w:cstheme="minorBidi"/>
               <w:noProof/>
+              <w:kern w:val="2"/>
+              <w:sz w:val="24"/>
+              <w:szCs w:val="24"/>
+              <w14:ligatures w14:val="standardContextual"/>
             </w:rPr>
           </w:pPr>
-          <w:hyperlink w:anchor="_Toc242569731" w:history="1">
+          <w:hyperlink w:anchor="_Toc243059316" w:history="1">
             <w:r>
               <w:rPr>
                 <w:rStyle w:val="Hyperlink"/>
-                <w:rFonts w:asciiTheme="minorHAnsi" w:hAnsiTheme="minorHAnsi" w:cstheme="minorHAnsi"/>
+                <w:b/>
+                <w:bCs/>
                 <w:noProof/>
               </w:rPr>
               <w:t>3.1 Las demás variables numéricas</w:t>
             </w:r>
             <w:r>
               <w:rPr>
-                <w:rFonts w:asciiTheme="minorHAnsi" w:hAnsiTheme="minorHAnsi" w:cstheme="minorHAnsi"/>
                 <w:noProof/>
                 <w:webHidden/>
               </w:rPr>
@@ -873,7 +855,6 @@
             </w:r>
             <w:r>
               <w:rPr>
-                <w:rFonts w:asciiTheme="minorHAnsi" w:hAnsiTheme="minorHAnsi" w:cstheme="minorHAnsi"/>
                 <w:noProof/>
                 <w:webHidden/>
               </w:rPr>
@@ -881,22 +862,19 @@
             </w:r>
             <w:r>
               <w:rPr>
-                <w:rFonts w:asciiTheme="minorHAnsi" w:hAnsiTheme="minorHAnsi" w:cstheme="minorHAnsi"/>
-                <w:noProof/>
-                <w:webHidden/>
-              </w:rPr>
-              <w:instrText xml:space="preserve"> PAGEREF _Toc242569731 \h </w:instrText>
-            </w:r>
-            <w:r>
-              <w:rPr>
-                <w:rFonts w:asciiTheme="minorHAnsi" w:hAnsiTheme="minorHAnsi" w:cstheme="minorHAnsi"/>
-                <w:noProof/>
-                <w:webHidden/>
-              </w:rPr>
-            </w:r>
-            <w:r>
-              <w:rPr>
-                <w:rFonts w:asciiTheme="minorHAnsi" w:hAnsiTheme="minorHAnsi" w:cstheme="minorHAnsi"/>
+                <w:noProof/>
+                <w:webHidden/>
+              </w:rPr>
+              <w:instrText xml:space="preserve"> PAGEREF _Toc243059316 \h </w:instrText>
+            </w:r>
+            <w:r>
+              <w:rPr>
+                <w:noProof/>
+                <w:webHidden/>
+              </w:rPr>
+            </w:r>
+            <w:r>
+              <w:rPr>
                 <w:noProof/>
                 <w:webHidden/>
               </w:rPr>
@@ -904,7 +882,6 @@
             </w:r>
             <w:r>
               <w:rPr>
-                <w:rFonts w:asciiTheme="minorHAnsi" w:hAnsiTheme="minorHAnsi" w:cstheme="minorHAnsi"/>
                 <w:noProof/>
                 <w:webHidden/>
               </w:rPr>
@@ -912,7 +889,6 @@
             </w:r>
             <w:r>
               <w:rPr>
-                <w:rFonts w:asciiTheme="minorHAnsi" w:hAnsiTheme="minorHAnsi" w:cstheme="minorHAnsi"/>
                 <w:noProof/>
                 <w:webHidden/>
               </w:rPr>
@@ -927,22 +903,26 @@
               <w:tab w:val="right" w:leader="dot" w:pos="9964"/>
             </w:tabs>
             <w:rPr>
-              <w:rFonts w:asciiTheme="minorHAnsi" w:hAnsiTheme="minorHAnsi" w:cstheme="minorHAnsi"/>
+              <w:rFonts w:asciiTheme="minorHAnsi" w:eastAsiaTheme="minorEastAsia" w:hAnsiTheme="minorHAnsi" w:cstheme="minorBidi"/>
               <w:noProof/>
+              <w:kern w:val="2"/>
+              <w:sz w:val="24"/>
+              <w:szCs w:val="24"/>
+              <w14:ligatures w14:val="standardContextual"/>
             </w:rPr>
           </w:pPr>
-          <w:hyperlink w:anchor="_Toc242569732" w:history="1">
+          <w:hyperlink w:anchor="_Toc243059317" w:history="1">
             <w:r>
               <w:rPr>
                 <w:rStyle w:val="Hyperlink"/>
-                <w:rFonts w:asciiTheme="minorHAnsi" w:hAnsiTheme="minorHAnsi" w:cstheme="minorHAnsi"/>
+                <w:b/>
+                <w:bCs/>
                 <w:noProof/>
               </w:rPr>
               <w:t>3.2 Las variables cualitativas: frecuencias</w:t>
             </w:r>
             <w:r>
               <w:rPr>
-                <w:rFonts w:asciiTheme="minorHAnsi" w:hAnsiTheme="minorHAnsi" w:cstheme="minorHAnsi"/>
                 <w:noProof/>
                 <w:webHidden/>
               </w:rPr>
@@ -950,7 +930,6 @@
             </w:r>
             <w:r>
               <w:rPr>
-                <w:rFonts w:asciiTheme="minorHAnsi" w:hAnsiTheme="minorHAnsi" w:cstheme="minorHAnsi"/>
                 <w:noProof/>
                 <w:webHidden/>
               </w:rPr>
@@ -958,22 +937,19 @@
             </w:r>
             <w:r>
               <w:rPr>
-                <w:rFonts w:asciiTheme="minorHAnsi" w:hAnsiTheme="minorHAnsi" w:cstheme="minorHAnsi"/>
-                <w:noProof/>
-                <w:webHidden/>
-              </w:rPr>
-              <w:instrText xml:space="preserve"> PAGEREF _Toc242569732 \h </w:instrText>
-            </w:r>
-            <w:r>
-              <w:rPr>
-                <w:rFonts w:asciiTheme="minorHAnsi" w:hAnsiTheme="minorHAnsi" w:cstheme="minorHAnsi"/>
-                <w:noProof/>
-                <w:webHidden/>
-              </w:rPr>
-            </w:r>
-            <w:r>
-              <w:rPr>
-                <w:rFonts w:asciiTheme="minorHAnsi" w:hAnsiTheme="minorHAnsi" w:cstheme="minorHAnsi"/>
+                <w:noProof/>
+                <w:webHidden/>
+              </w:rPr>
+              <w:instrText xml:space="preserve"> PAGEREF _Toc243059317 \h </w:instrText>
+            </w:r>
+            <w:r>
+              <w:rPr>
+                <w:noProof/>
+                <w:webHidden/>
+              </w:rPr>
+            </w:r>
+            <w:r>
+              <w:rPr>
                 <w:noProof/>
                 <w:webHidden/>
               </w:rPr>
@@ -981,7 +957,6 @@
             </w:r>
             <w:r>
               <w:rPr>
-                <w:rFonts w:asciiTheme="minorHAnsi" w:hAnsiTheme="minorHAnsi" w:cstheme="minorHAnsi"/>
                 <w:noProof/>
                 <w:webHidden/>
               </w:rPr>
@@ -989,7 +964,6 @@
             </w:r>
             <w:r>
               <w:rPr>
-                <w:rFonts w:asciiTheme="minorHAnsi" w:hAnsiTheme="minorHAnsi" w:cstheme="minorHAnsi"/>
                 <w:noProof/>
                 <w:webHidden/>
               </w:rPr>
@@ -1004,22 +978,26 @@
               <w:tab w:val="right" w:leader="dot" w:pos="9964"/>
             </w:tabs>
             <w:rPr>
-              <w:rFonts w:asciiTheme="minorHAnsi" w:hAnsiTheme="minorHAnsi" w:cstheme="minorHAnsi"/>
+              <w:rFonts w:asciiTheme="minorHAnsi" w:eastAsiaTheme="minorEastAsia" w:hAnsiTheme="minorHAnsi" w:cstheme="minorBidi"/>
               <w:noProof/>
+              <w:kern w:val="2"/>
+              <w:sz w:val="24"/>
+              <w:szCs w:val="24"/>
+              <w14:ligatures w14:val="standardContextual"/>
             </w:rPr>
           </w:pPr>
-          <w:hyperlink w:anchor="_Toc242569733" w:history="1">
+          <w:hyperlink w:anchor="_Toc243059318" w:history="1">
             <w:r>
               <w:rPr>
                 <w:rStyle w:val="Hyperlink"/>
-                <w:rFonts w:asciiTheme="minorHAnsi" w:hAnsiTheme="minorHAnsi" w:cstheme="minorHAnsi"/>
+                <w:b/>
+                <w:bCs/>
                 <w:noProof/>
               </w:rPr>
               <w:t>3.3 El abandono por grupos</w:t>
             </w:r>
             <w:r>
               <w:rPr>
-                <w:rFonts w:asciiTheme="minorHAnsi" w:hAnsiTheme="minorHAnsi" w:cstheme="minorHAnsi"/>
                 <w:noProof/>
                 <w:webHidden/>
               </w:rPr>
@@ -1027,7 +1005,6 @@
             </w:r>
             <w:r>
               <w:rPr>
-                <w:rFonts w:asciiTheme="minorHAnsi" w:hAnsiTheme="minorHAnsi" w:cstheme="minorHAnsi"/>
                 <w:noProof/>
                 <w:webHidden/>
               </w:rPr>
@@ -1035,22 +1012,19 @@
             </w:r>
             <w:r>
               <w:rPr>
-                <w:rFonts w:asciiTheme="minorHAnsi" w:hAnsiTheme="minorHAnsi" w:cstheme="minorHAnsi"/>
-                <w:noProof/>
-                <w:webHidden/>
-              </w:rPr>
-              <w:instrText xml:space="preserve"> PAGEREF _Toc242569733 \h </w:instrText>
-            </w:r>
-            <w:r>
-              <w:rPr>
-                <w:rFonts w:asciiTheme="minorHAnsi" w:hAnsiTheme="minorHAnsi" w:cstheme="minorHAnsi"/>
-                <w:noProof/>
-                <w:webHidden/>
-              </w:rPr>
-            </w:r>
-            <w:r>
-              <w:rPr>
-                <w:rFonts w:asciiTheme="minorHAnsi" w:hAnsiTheme="minorHAnsi" w:cstheme="minorHAnsi"/>
+                <w:noProof/>
+                <w:webHidden/>
+              </w:rPr>
+              <w:instrText xml:space="preserve"> PAGEREF _Toc243059318 \h </w:instrText>
+            </w:r>
+            <w:r>
+              <w:rPr>
+                <w:noProof/>
+                <w:webHidden/>
+              </w:rPr>
+            </w:r>
+            <w:r>
+              <w:rPr>
                 <w:noProof/>
                 <w:webHidden/>
               </w:rPr>
@@ -1058,7 +1032,6 @@
             </w:r>
             <w:r>
               <w:rPr>
-                <w:rFonts w:asciiTheme="minorHAnsi" w:hAnsiTheme="minorHAnsi" w:cstheme="minorHAnsi"/>
                 <w:noProof/>
                 <w:webHidden/>
               </w:rPr>
@@ -1066,7 +1039,6 @@
             </w:r>
             <w:r>
               <w:rPr>
-                <w:rFonts w:asciiTheme="minorHAnsi" w:hAnsiTheme="minorHAnsi" w:cstheme="minorHAnsi"/>
                 <w:noProof/>
                 <w:webHidden/>
               </w:rPr>
@@ -1081,22 +1053,26 @@
               <w:tab w:val="right" w:leader="dot" w:pos="9964"/>
             </w:tabs>
             <w:rPr>
-              <w:rFonts w:asciiTheme="minorHAnsi" w:hAnsiTheme="minorHAnsi" w:cstheme="minorHAnsi"/>
+              <w:rFonts w:asciiTheme="minorHAnsi" w:eastAsiaTheme="minorEastAsia" w:hAnsiTheme="minorHAnsi" w:cstheme="minorBidi"/>
               <w:noProof/>
+              <w:kern w:val="2"/>
+              <w:sz w:val="24"/>
+              <w:szCs w:val="24"/>
+              <w14:ligatures w14:val="standardContextual"/>
             </w:rPr>
           </w:pPr>
-          <w:hyperlink w:anchor="_Toc242569734" w:history="1">
+          <w:hyperlink w:anchor="_Toc243059319" w:history="1">
             <w:r>
               <w:rPr>
                 <w:rStyle w:val="Hyperlink"/>
-                <w:rFonts w:asciiTheme="minorHAnsi" w:hAnsiTheme="minorHAnsi" w:cstheme="minorHAnsi"/>
+                <w:b/>
+                <w:bCs/>
                 <w:noProof/>
               </w:rPr>
               <w:t>3.4 Análisis bivariado</w:t>
             </w:r>
             <w:r>
               <w:rPr>
-                <w:rFonts w:asciiTheme="minorHAnsi" w:hAnsiTheme="minorHAnsi" w:cstheme="minorHAnsi"/>
                 <w:noProof/>
                 <w:webHidden/>
               </w:rPr>
@@ -1104,7 +1080,6 @@
             </w:r>
             <w:r>
               <w:rPr>
-                <w:rFonts w:asciiTheme="minorHAnsi" w:hAnsiTheme="minorHAnsi" w:cstheme="minorHAnsi"/>
                 <w:noProof/>
                 <w:webHidden/>
               </w:rPr>
@@ -1112,22 +1087,19 @@
             </w:r>
             <w:r>
               <w:rPr>
-                <w:rFonts w:asciiTheme="minorHAnsi" w:hAnsiTheme="minorHAnsi" w:cstheme="minorHAnsi"/>
-                <w:noProof/>
-                <w:webHidden/>
-              </w:rPr>
-              <w:instrText xml:space="preserve"> PAGEREF _Toc242569734 \h </w:instrText>
-            </w:r>
-            <w:r>
-              <w:rPr>
-                <w:rFonts w:asciiTheme="minorHAnsi" w:hAnsiTheme="minorHAnsi" w:cstheme="minorHAnsi"/>
-                <w:noProof/>
-                <w:webHidden/>
-              </w:rPr>
-            </w:r>
-            <w:r>
-              <w:rPr>
-                <w:rFonts w:asciiTheme="minorHAnsi" w:hAnsiTheme="minorHAnsi" w:cstheme="minorHAnsi"/>
+                <w:noProof/>
+                <w:webHidden/>
+              </w:rPr>
+              <w:instrText xml:space="preserve"> PAGEREF _Toc243059319 \h </w:instrText>
+            </w:r>
+            <w:r>
+              <w:rPr>
+                <w:noProof/>
+                <w:webHidden/>
+              </w:rPr>
+            </w:r>
+            <w:r>
+              <w:rPr>
                 <w:noProof/>
                 <w:webHidden/>
               </w:rPr>
@@ -1135,7 +1107,6 @@
             </w:r>
             <w:r>
               <w:rPr>
-                <w:rFonts w:asciiTheme="minorHAnsi" w:hAnsiTheme="minorHAnsi" w:cstheme="minorHAnsi"/>
                 <w:noProof/>
                 <w:webHidden/>
               </w:rPr>
@@ -1143,7 +1114,6 @@
             </w:r>
             <w:r>
               <w:rPr>
-                <w:rFonts w:asciiTheme="minorHAnsi" w:hAnsiTheme="minorHAnsi" w:cstheme="minorHAnsi"/>
                 <w:noProof/>
                 <w:webHidden/>
               </w:rPr>
@@ -1158,22 +1128,26 @@
               <w:tab w:val="right" w:leader="dot" w:pos="9964"/>
             </w:tabs>
             <w:rPr>
-              <w:rFonts w:asciiTheme="minorHAnsi" w:hAnsiTheme="minorHAnsi" w:cstheme="minorHAnsi"/>
+              <w:rFonts w:asciiTheme="minorHAnsi" w:eastAsiaTheme="minorEastAsia" w:hAnsiTheme="minorHAnsi" w:cstheme="minorBidi"/>
               <w:noProof/>
+              <w:kern w:val="2"/>
+              <w:sz w:val="24"/>
+              <w:szCs w:val="24"/>
+              <w14:ligatures w14:val="standardContextual"/>
             </w:rPr>
           </w:pPr>
-          <w:hyperlink w:anchor="_Toc242569735" w:history="1">
+          <w:hyperlink w:anchor="_Toc243059320" w:history="1">
             <w:r>
               <w:rPr>
                 <w:rStyle w:val="Hyperlink"/>
-                <w:rFonts w:asciiTheme="minorHAnsi" w:hAnsiTheme="minorHAnsi" w:cstheme="minorHAnsi"/>
+                <w:b/>
+                <w:bCs/>
                 <w:noProof/>
               </w:rPr>
               <w:t>4. Estimación puntual e intervalos de confianza</w:t>
             </w:r>
             <w:r>
               <w:rPr>
-                <w:rFonts w:asciiTheme="minorHAnsi" w:hAnsiTheme="minorHAnsi" w:cstheme="minorHAnsi"/>
                 <w:noProof/>
                 <w:webHidden/>
               </w:rPr>
@@ -1181,7 +1155,6 @@
             </w:r>
             <w:r>
               <w:rPr>
-                <w:rFonts w:asciiTheme="minorHAnsi" w:hAnsiTheme="minorHAnsi" w:cstheme="minorHAnsi"/>
                 <w:noProof/>
                 <w:webHidden/>
               </w:rPr>
@@ -1189,22 +1162,19 @@
             </w:r>
             <w:r>
               <w:rPr>
-                <w:rFonts w:asciiTheme="minorHAnsi" w:hAnsiTheme="minorHAnsi" w:cstheme="minorHAnsi"/>
-                <w:noProof/>
-                <w:webHidden/>
-              </w:rPr>
-              <w:instrText xml:space="preserve"> PAGEREF _Toc242569735 \h </w:instrText>
-            </w:r>
-            <w:r>
-              <w:rPr>
-                <w:rFonts w:asciiTheme="minorHAnsi" w:hAnsiTheme="minorHAnsi" w:cstheme="minorHAnsi"/>
-                <w:noProof/>
-                <w:webHidden/>
-              </w:rPr>
-            </w:r>
-            <w:r>
-              <w:rPr>
-                <w:rFonts w:asciiTheme="minorHAnsi" w:hAnsiTheme="minorHAnsi" w:cstheme="minorHAnsi"/>
+                <w:noProof/>
+                <w:webHidden/>
+              </w:rPr>
+              <w:instrText xml:space="preserve"> PAGEREF _Toc243059320 \h </w:instrText>
+            </w:r>
+            <w:r>
+              <w:rPr>
+                <w:noProof/>
+                <w:webHidden/>
+              </w:rPr>
+            </w:r>
+            <w:r>
+              <w:rPr>
                 <w:noProof/>
                 <w:webHidden/>
               </w:rPr>
@@ -1212,7 +1182,6 @@
             </w:r>
             <w:r>
               <w:rPr>
-                <w:rFonts w:asciiTheme="minorHAnsi" w:hAnsiTheme="minorHAnsi" w:cstheme="minorHAnsi"/>
                 <w:noProof/>
                 <w:webHidden/>
               </w:rPr>
@@ -1220,7 +1189,6 @@
             </w:r>
             <w:r>
               <w:rPr>
-                <w:rFonts w:asciiTheme="minorHAnsi" w:hAnsiTheme="minorHAnsi" w:cstheme="minorHAnsi"/>
                 <w:noProof/>
                 <w:webHidden/>
               </w:rPr>
@@ -1235,22 +1203,26 @@
               <w:tab w:val="right" w:leader="dot" w:pos="9964"/>
             </w:tabs>
             <w:rPr>
-              <w:rFonts w:asciiTheme="minorHAnsi" w:hAnsiTheme="minorHAnsi" w:cstheme="minorHAnsi"/>
+              <w:rFonts w:asciiTheme="minorHAnsi" w:eastAsiaTheme="minorEastAsia" w:hAnsiTheme="minorHAnsi" w:cstheme="minorBidi"/>
               <w:noProof/>
+              <w:kern w:val="2"/>
+              <w:sz w:val="24"/>
+              <w:szCs w:val="24"/>
+              <w14:ligatures w14:val="standardContextual"/>
             </w:rPr>
           </w:pPr>
-          <w:hyperlink w:anchor="_Toc242569736" w:history="1">
+          <w:hyperlink w:anchor="_Toc243059321" w:history="1">
             <w:r>
               <w:rPr>
                 <w:rStyle w:val="Hyperlink"/>
-                <w:rFonts w:asciiTheme="minorHAnsi" w:hAnsiTheme="minorHAnsi" w:cstheme="minorHAnsi"/>
+                <w:b/>
+                <w:bCs/>
                 <w:noProof/>
               </w:rPr>
               <w:t>4.1 Sobre qué población se infiere</w:t>
             </w:r>
             <w:r>
               <w:rPr>
-                <w:rFonts w:asciiTheme="minorHAnsi" w:hAnsiTheme="minorHAnsi" w:cstheme="minorHAnsi"/>
                 <w:noProof/>
                 <w:webHidden/>
               </w:rPr>
@@ -1258,7 +1230,6 @@
             </w:r>
             <w:r>
               <w:rPr>
-                <w:rFonts w:asciiTheme="minorHAnsi" w:hAnsiTheme="minorHAnsi" w:cstheme="minorHAnsi"/>
                 <w:noProof/>
                 <w:webHidden/>
               </w:rPr>
@@ -1266,22 +1237,19 @@
             </w:r>
             <w:r>
               <w:rPr>
-                <w:rFonts w:asciiTheme="minorHAnsi" w:hAnsiTheme="minorHAnsi" w:cstheme="minorHAnsi"/>
-                <w:noProof/>
-                <w:webHidden/>
-              </w:rPr>
-              <w:instrText xml:space="preserve"> PAGEREF _Toc242569736 \h </w:instrText>
-            </w:r>
-            <w:r>
-              <w:rPr>
-                <w:rFonts w:asciiTheme="minorHAnsi" w:hAnsiTheme="minorHAnsi" w:cstheme="minorHAnsi"/>
-                <w:noProof/>
-                <w:webHidden/>
-              </w:rPr>
-            </w:r>
-            <w:r>
-              <w:rPr>
-                <w:rFonts w:asciiTheme="minorHAnsi" w:hAnsiTheme="minorHAnsi" w:cstheme="minorHAnsi"/>
+                <w:noProof/>
+                <w:webHidden/>
+              </w:rPr>
+              <w:instrText xml:space="preserve"> PAGEREF _Toc243059321 \h </w:instrText>
+            </w:r>
+            <w:r>
+              <w:rPr>
+                <w:noProof/>
+                <w:webHidden/>
+              </w:rPr>
+            </w:r>
+            <w:r>
+              <w:rPr>
                 <w:noProof/>
                 <w:webHidden/>
               </w:rPr>
@@ -1289,7 +1257,6 @@
             </w:r>
             <w:r>
               <w:rPr>
-                <w:rFonts w:asciiTheme="minorHAnsi" w:hAnsiTheme="minorHAnsi" w:cstheme="minorHAnsi"/>
                 <w:noProof/>
                 <w:webHidden/>
               </w:rPr>
@@ -1297,7 +1264,6 @@
             </w:r>
             <w:r>
               <w:rPr>
-                <w:rFonts w:asciiTheme="minorHAnsi" w:hAnsiTheme="minorHAnsi" w:cstheme="minorHAnsi"/>
                 <w:noProof/>
                 <w:webHidden/>
               </w:rPr>
@@ -1312,22 +1278,26 @@
               <w:tab w:val="right" w:leader="dot" w:pos="9964"/>
             </w:tabs>
             <w:rPr>
-              <w:rFonts w:asciiTheme="minorHAnsi" w:hAnsiTheme="minorHAnsi" w:cstheme="minorHAnsi"/>
+              <w:rFonts w:asciiTheme="minorHAnsi" w:eastAsiaTheme="minorEastAsia" w:hAnsiTheme="minorHAnsi" w:cstheme="minorBidi"/>
               <w:noProof/>
+              <w:kern w:val="2"/>
+              <w:sz w:val="24"/>
+              <w:szCs w:val="24"/>
+              <w14:ligatures w14:val="standardContextual"/>
             </w:rPr>
           </w:pPr>
-          <w:hyperlink w:anchor="_Toc242569737" w:history="1">
+          <w:hyperlink w:anchor="_Toc243059322" w:history="1">
             <w:r>
               <w:rPr>
                 <w:rStyle w:val="Hyperlink"/>
-                <w:rFonts w:asciiTheme="minorHAnsi" w:hAnsiTheme="minorHAnsi" w:cstheme="minorHAnsi"/>
+                <w:b/>
+                <w:bCs/>
                 <w:noProof/>
               </w:rPr>
               <w:t>4.2 Cinco parámetros estimados</w:t>
             </w:r>
             <w:r>
               <w:rPr>
-                <w:rFonts w:asciiTheme="minorHAnsi" w:hAnsiTheme="minorHAnsi" w:cstheme="minorHAnsi"/>
                 <w:noProof/>
                 <w:webHidden/>
               </w:rPr>
@@ -1335,7 +1305,6 @@
             </w:r>
             <w:r>
               <w:rPr>
-                <w:rFonts w:asciiTheme="minorHAnsi" w:hAnsiTheme="minorHAnsi" w:cstheme="minorHAnsi"/>
                 <w:noProof/>
                 <w:webHidden/>
               </w:rPr>
@@ -1343,22 +1312,19 @@
             </w:r>
             <w:r>
               <w:rPr>
-                <w:rFonts w:asciiTheme="minorHAnsi" w:hAnsiTheme="minorHAnsi" w:cstheme="minorHAnsi"/>
-                <w:noProof/>
-                <w:webHidden/>
-              </w:rPr>
-              <w:instrText xml:space="preserve"> PAGEREF _Toc242569737 \h </w:instrText>
-            </w:r>
-            <w:r>
-              <w:rPr>
-                <w:rFonts w:asciiTheme="minorHAnsi" w:hAnsiTheme="minorHAnsi" w:cstheme="minorHAnsi"/>
-                <w:noProof/>
-                <w:webHidden/>
-              </w:rPr>
-            </w:r>
-            <w:r>
-              <w:rPr>
-                <w:rFonts w:asciiTheme="minorHAnsi" w:hAnsiTheme="minorHAnsi" w:cstheme="minorHAnsi"/>
+                <w:noProof/>
+                <w:webHidden/>
+              </w:rPr>
+              <w:instrText xml:space="preserve"> PAGEREF _Toc243059322 \h </w:instrText>
+            </w:r>
+            <w:r>
+              <w:rPr>
+                <w:noProof/>
+                <w:webHidden/>
+              </w:rPr>
+            </w:r>
+            <w:r>
+              <w:rPr>
                 <w:noProof/>
                 <w:webHidden/>
               </w:rPr>
@@ -1366,7 +1332,6 @@
             </w:r>
             <w:r>
               <w:rPr>
-                <w:rFonts w:asciiTheme="minorHAnsi" w:hAnsiTheme="minorHAnsi" w:cstheme="minorHAnsi"/>
                 <w:noProof/>
                 <w:webHidden/>
               </w:rPr>
@@ -1374,7 +1339,6 @@
             </w:r>
             <w:r>
               <w:rPr>
-                <w:rFonts w:asciiTheme="minorHAnsi" w:hAnsiTheme="minorHAnsi" w:cstheme="minorHAnsi"/>
                 <w:noProof/>
                 <w:webHidden/>
               </w:rPr>
@@ -1389,22 +1353,26 @@
               <w:tab w:val="right" w:leader="dot" w:pos="9964"/>
             </w:tabs>
             <w:rPr>
-              <w:rFonts w:asciiTheme="minorHAnsi" w:hAnsiTheme="minorHAnsi" w:cstheme="minorHAnsi"/>
+              <w:rFonts w:asciiTheme="minorHAnsi" w:eastAsiaTheme="minorEastAsia" w:hAnsiTheme="minorHAnsi" w:cstheme="minorBidi"/>
               <w:noProof/>
+              <w:kern w:val="2"/>
+              <w:sz w:val="24"/>
+              <w:szCs w:val="24"/>
+              <w14:ligatures w14:val="standardContextual"/>
             </w:rPr>
           </w:pPr>
-          <w:hyperlink w:anchor="_Toc242569738" w:history="1">
+          <w:hyperlink w:anchor="_Toc243059323" w:history="1">
             <w:r>
               <w:rPr>
                 <w:rStyle w:val="Hyperlink"/>
-                <w:rFonts w:asciiTheme="minorHAnsi" w:hAnsiTheme="minorHAnsi" w:cstheme="minorHAnsi"/>
+                <w:b/>
+                <w:bCs/>
                 <w:noProof/>
               </w:rPr>
               <w:t>5. Pruebas de hipótesis y tamaño del efecto</w:t>
             </w:r>
             <w:r>
               <w:rPr>
-                <w:rFonts w:asciiTheme="minorHAnsi" w:hAnsiTheme="minorHAnsi" w:cstheme="minorHAnsi"/>
                 <w:noProof/>
                 <w:webHidden/>
               </w:rPr>
@@ -1412,7 +1380,6 @@
             </w:r>
             <w:r>
               <w:rPr>
-                <w:rFonts w:asciiTheme="minorHAnsi" w:hAnsiTheme="minorHAnsi" w:cstheme="minorHAnsi"/>
                 <w:noProof/>
                 <w:webHidden/>
               </w:rPr>
@@ -1420,22 +1387,19 @@
             </w:r>
             <w:r>
               <w:rPr>
-                <w:rFonts w:asciiTheme="minorHAnsi" w:hAnsiTheme="minorHAnsi" w:cstheme="minorHAnsi"/>
-                <w:noProof/>
-                <w:webHidden/>
-              </w:rPr>
-              <w:instrText xml:space="preserve"> PAGEREF _Toc242569738 \h </w:instrText>
-            </w:r>
-            <w:r>
-              <w:rPr>
-                <w:rFonts w:asciiTheme="minorHAnsi" w:hAnsiTheme="minorHAnsi" w:cstheme="minorHAnsi"/>
-                <w:noProof/>
-                <w:webHidden/>
-              </w:rPr>
-            </w:r>
-            <w:r>
-              <w:rPr>
-                <w:rFonts w:asciiTheme="minorHAnsi" w:hAnsiTheme="minorHAnsi" w:cstheme="minorHAnsi"/>
+                <w:noProof/>
+                <w:webHidden/>
+              </w:rPr>
+              <w:instrText xml:space="preserve"> PAGEREF _Toc243059323 \h </w:instrText>
+            </w:r>
+            <w:r>
+              <w:rPr>
+                <w:noProof/>
+                <w:webHidden/>
+              </w:rPr>
+            </w:r>
+            <w:r>
+              <w:rPr>
                 <w:noProof/>
                 <w:webHidden/>
               </w:rPr>
@@ -1443,7 +1407,6 @@
             </w:r>
             <w:r>
               <w:rPr>
-                <w:rFonts w:asciiTheme="minorHAnsi" w:hAnsiTheme="minorHAnsi" w:cstheme="minorHAnsi"/>
                 <w:noProof/>
                 <w:webHidden/>
               </w:rPr>
@@ -1451,7 +1414,6 @@
             </w:r>
             <w:r>
               <w:rPr>
-                <w:rFonts w:asciiTheme="minorHAnsi" w:hAnsiTheme="minorHAnsi" w:cstheme="minorHAnsi"/>
                 <w:noProof/>
                 <w:webHidden/>
               </w:rPr>
@@ -1466,22 +1428,26 @@
               <w:tab w:val="right" w:leader="dot" w:pos="9964"/>
             </w:tabs>
             <w:rPr>
-              <w:rFonts w:asciiTheme="minorHAnsi" w:hAnsiTheme="minorHAnsi" w:cstheme="minorHAnsi"/>
+              <w:rFonts w:asciiTheme="minorHAnsi" w:eastAsiaTheme="minorEastAsia" w:hAnsiTheme="minorHAnsi" w:cstheme="minorBidi"/>
               <w:noProof/>
+              <w:kern w:val="2"/>
+              <w:sz w:val="24"/>
+              <w:szCs w:val="24"/>
+              <w14:ligatures w14:val="standardContextual"/>
             </w:rPr>
           </w:pPr>
-          <w:hyperlink w:anchor="_Toc242569739" w:history="1">
+          <w:hyperlink w:anchor="_Toc243059324" w:history="1">
             <w:r>
               <w:rPr>
                 <w:rStyle w:val="Hyperlink"/>
-                <w:rFonts w:asciiTheme="minorHAnsi" w:hAnsiTheme="minorHAnsi" w:cstheme="minorHAnsi"/>
+                <w:b/>
+                <w:bCs/>
                 <w:noProof/>
               </w:rPr>
               <w:t>5.1 Los dos contrastes de una muestra</w:t>
             </w:r>
             <w:r>
               <w:rPr>
-                <w:rFonts w:asciiTheme="minorHAnsi" w:hAnsiTheme="minorHAnsi" w:cstheme="minorHAnsi"/>
                 <w:noProof/>
                 <w:webHidden/>
               </w:rPr>
@@ -1489,7 +1455,6 @@
             </w:r>
             <w:r>
               <w:rPr>
-                <w:rFonts w:asciiTheme="minorHAnsi" w:hAnsiTheme="minorHAnsi" w:cstheme="minorHAnsi"/>
                 <w:noProof/>
                 <w:webHidden/>
               </w:rPr>
@@ -1497,22 +1462,19 @@
             </w:r>
             <w:r>
               <w:rPr>
-                <w:rFonts w:asciiTheme="minorHAnsi" w:hAnsiTheme="minorHAnsi" w:cstheme="minorHAnsi"/>
-                <w:noProof/>
-                <w:webHidden/>
-              </w:rPr>
-              <w:instrText xml:space="preserve"> PAGEREF _Toc242569739 \h </w:instrText>
-            </w:r>
-            <w:r>
-              <w:rPr>
-                <w:rFonts w:asciiTheme="minorHAnsi" w:hAnsiTheme="minorHAnsi" w:cstheme="minorHAnsi"/>
-                <w:noProof/>
-                <w:webHidden/>
-              </w:rPr>
-            </w:r>
-            <w:r>
-              <w:rPr>
-                <w:rFonts w:asciiTheme="minorHAnsi" w:hAnsiTheme="minorHAnsi" w:cstheme="minorHAnsi"/>
+                <w:noProof/>
+                <w:webHidden/>
+              </w:rPr>
+              <w:instrText xml:space="preserve"> PAGEREF _Toc243059324 \h </w:instrText>
+            </w:r>
+            <w:r>
+              <w:rPr>
+                <w:noProof/>
+                <w:webHidden/>
+              </w:rPr>
+            </w:r>
+            <w:r>
+              <w:rPr>
                 <w:noProof/>
                 <w:webHidden/>
               </w:rPr>
@@ -1520,7 +1482,6 @@
             </w:r>
             <w:r>
               <w:rPr>
-                <w:rFonts w:asciiTheme="minorHAnsi" w:hAnsiTheme="minorHAnsi" w:cstheme="minorHAnsi"/>
                 <w:noProof/>
                 <w:webHidden/>
               </w:rPr>
@@ -1528,7 +1489,6 @@
             </w:r>
             <w:r>
               <w:rPr>
-                <w:rFonts w:asciiTheme="minorHAnsi" w:hAnsiTheme="minorHAnsi" w:cstheme="minorHAnsi"/>
                 <w:noProof/>
                 <w:webHidden/>
               </w:rPr>
@@ -1543,22 +1503,26 @@
               <w:tab w:val="right" w:leader="dot" w:pos="9964"/>
             </w:tabs>
             <w:rPr>
-              <w:rFonts w:asciiTheme="minorHAnsi" w:hAnsiTheme="minorHAnsi" w:cstheme="minorHAnsi"/>
+              <w:rFonts w:asciiTheme="minorHAnsi" w:eastAsiaTheme="minorEastAsia" w:hAnsiTheme="minorHAnsi" w:cstheme="minorBidi"/>
               <w:noProof/>
+              <w:kern w:val="2"/>
+              <w:sz w:val="24"/>
+              <w:szCs w:val="24"/>
+              <w14:ligatures w14:val="standardContextual"/>
             </w:rPr>
           </w:pPr>
-          <w:hyperlink w:anchor="_Toc242569740" w:history="1">
+          <w:hyperlink w:anchor="_Toc243059325" w:history="1">
             <w:r>
               <w:rPr>
                 <w:rStyle w:val="Hyperlink"/>
-                <w:rFonts w:asciiTheme="minorHAnsi" w:hAnsiTheme="minorHAnsi" w:cstheme="minorHAnsi"/>
+                <w:b/>
+                <w:bCs/>
                 <w:noProof/>
               </w:rPr>
               <w:t>5.2 Los tres contrastes de comparación</w:t>
             </w:r>
             <w:r>
               <w:rPr>
-                <w:rFonts w:asciiTheme="minorHAnsi" w:hAnsiTheme="minorHAnsi" w:cstheme="minorHAnsi"/>
                 <w:noProof/>
                 <w:webHidden/>
               </w:rPr>
@@ -1566,7 +1530,6 @@
             </w:r>
             <w:r>
               <w:rPr>
-                <w:rFonts w:asciiTheme="minorHAnsi" w:hAnsiTheme="minorHAnsi" w:cstheme="minorHAnsi"/>
                 <w:noProof/>
                 <w:webHidden/>
               </w:rPr>
@@ -1574,22 +1537,19 @@
             </w:r>
             <w:r>
               <w:rPr>
-                <w:rFonts w:asciiTheme="minorHAnsi" w:hAnsiTheme="minorHAnsi" w:cstheme="minorHAnsi"/>
-                <w:noProof/>
-                <w:webHidden/>
-              </w:rPr>
-              <w:instrText xml:space="preserve"> PAGEREF _Toc242569740 \h </w:instrText>
-            </w:r>
-            <w:r>
-              <w:rPr>
-                <w:rFonts w:asciiTheme="minorHAnsi" w:hAnsiTheme="minorHAnsi" w:cstheme="minorHAnsi"/>
-                <w:noProof/>
-                <w:webHidden/>
-              </w:rPr>
-            </w:r>
-            <w:r>
-              <w:rPr>
-                <w:rFonts w:asciiTheme="minorHAnsi" w:hAnsiTheme="minorHAnsi" w:cstheme="minorHAnsi"/>
+                <w:noProof/>
+                <w:webHidden/>
+              </w:rPr>
+              <w:instrText xml:space="preserve"> PAGEREF _Toc243059325 \h </w:instrText>
+            </w:r>
+            <w:r>
+              <w:rPr>
+                <w:noProof/>
+                <w:webHidden/>
+              </w:rPr>
+            </w:r>
+            <w:r>
+              <w:rPr>
                 <w:noProof/>
                 <w:webHidden/>
               </w:rPr>
@@ -1597,7 +1557,6 @@
             </w:r>
             <w:r>
               <w:rPr>
-                <w:rFonts w:asciiTheme="minorHAnsi" w:hAnsiTheme="minorHAnsi" w:cstheme="minorHAnsi"/>
                 <w:noProof/>
                 <w:webHidden/>
               </w:rPr>
@@ -1605,7 +1564,6 @@
             </w:r>
             <w:r>
               <w:rPr>
-                <w:rFonts w:asciiTheme="minorHAnsi" w:hAnsiTheme="minorHAnsi" w:cstheme="minorHAnsi"/>
                 <w:noProof/>
                 <w:webHidden/>
               </w:rPr>
@@ -1620,22 +1578,26 @@
               <w:tab w:val="right" w:leader="dot" w:pos="9964"/>
             </w:tabs>
             <w:rPr>
-              <w:rFonts w:asciiTheme="minorHAnsi" w:hAnsiTheme="minorHAnsi" w:cstheme="minorHAnsi"/>
+              <w:rFonts w:asciiTheme="minorHAnsi" w:eastAsiaTheme="minorEastAsia" w:hAnsiTheme="minorHAnsi" w:cstheme="minorBidi"/>
               <w:noProof/>
+              <w:kern w:val="2"/>
+              <w:sz w:val="24"/>
+              <w:szCs w:val="24"/>
+              <w14:ligatures w14:val="standardContextual"/>
             </w:rPr>
           </w:pPr>
-          <w:hyperlink w:anchor="_Toc242569741" w:history="1">
+          <w:hyperlink w:anchor="_Toc243059326" w:history="1">
             <w:r>
               <w:rPr>
                 <w:rStyle w:val="Hyperlink"/>
-                <w:rFonts w:asciiTheme="minorHAnsi" w:hAnsiTheme="minorHAnsi" w:cstheme="minorHAnsi"/>
+                <w:b/>
+                <w:bCs/>
                 <w:noProof/>
               </w:rPr>
               <w:t>6. Interpretación preliminar</w:t>
             </w:r>
             <w:r>
               <w:rPr>
-                <w:rFonts w:asciiTheme="minorHAnsi" w:hAnsiTheme="minorHAnsi" w:cstheme="minorHAnsi"/>
                 <w:noProof/>
                 <w:webHidden/>
               </w:rPr>
@@ -1643,7 +1605,6 @@
             </w:r>
             <w:r>
               <w:rPr>
-                <w:rFonts w:asciiTheme="minorHAnsi" w:hAnsiTheme="minorHAnsi" w:cstheme="minorHAnsi"/>
                 <w:noProof/>
                 <w:webHidden/>
               </w:rPr>
@@ -1651,22 +1612,19 @@
             </w:r>
             <w:r>
               <w:rPr>
-                <w:rFonts w:asciiTheme="minorHAnsi" w:hAnsiTheme="minorHAnsi" w:cstheme="minorHAnsi"/>
-                <w:noProof/>
-                <w:webHidden/>
-              </w:rPr>
-              <w:instrText xml:space="preserve"> PAGEREF _Toc242569741 \h </w:instrText>
-            </w:r>
-            <w:r>
-              <w:rPr>
-                <w:rFonts w:asciiTheme="minorHAnsi" w:hAnsiTheme="minorHAnsi" w:cstheme="minorHAnsi"/>
-                <w:noProof/>
-                <w:webHidden/>
-              </w:rPr>
-            </w:r>
-            <w:r>
-              <w:rPr>
-                <w:rFonts w:asciiTheme="minorHAnsi" w:hAnsiTheme="minorHAnsi" w:cstheme="minorHAnsi"/>
+                <w:noProof/>
+                <w:webHidden/>
+              </w:rPr>
+              <w:instrText xml:space="preserve"> PAGEREF _Toc243059326 \h </w:instrText>
+            </w:r>
+            <w:r>
+              <w:rPr>
+                <w:noProof/>
+                <w:webHidden/>
+              </w:rPr>
+            </w:r>
+            <w:r>
+              <w:rPr>
                 <w:noProof/>
                 <w:webHidden/>
               </w:rPr>
@@ -1674,7 +1632,6 @@
             </w:r>
             <w:r>
               <w:rPr>
-                <w:rFonts w:asciiTheme="minorHAnsi" w:hAnsiTheme="minorHAnsi" w:cstheme="minorHAnsi"/>
                 <w:noProof/>
                 <w:webHidden/>
               </w:rPr>
@@ -1682,7 +1639,6 @@
             </w:r>
             <w:r>
               <w:rPr>
-                <w:rFonts w:asciiTheme="minorHAnsi" w:hAnsiTheme="minorHAnsi" w:cstheme="minorHAnsi"/>
                 <w:noProof/>
                 <w:webHidden/>
               </w:rPr>
@@ -1697,22 +1653,26 @@
               <w:tab w:val="right" w:leader="dot" w:pos="9964"/>
             </w:tabs>
             <w:rPr>
-              <w:rFonts w:asciiTheme="minorHAnsi" w:hAnsiTheme="minorHAnsi" w:cstheme="minorHAnsi"/>
+              <w:rFonts w:asciiTheme="minorHAnsi" w:eastAsiaTheme="minorEastAsia" w:hAnsiTheme="minorHAnsi" w:cstheme="minorBidi"/>
               <w:noProof/>
+              <w:kern w:val="2"/>
+              <w:sz w:val="24"/>
+              <w:szCs w:val="24"/>
+              <w14:ligatures w14:val="standardContextual"/>
             </w:rPr>
           </w:pPr>
-          <w:hyperlink w:anchor="_Toc242569742" w:history="1">
+          <w:hyperlink w:anchor="_Toc243059327" w:history="1">
             <w:r>
               <w:rPr>
                 <w:rStyle w:val="Hyperlink"/>
-                <w:rFonts w:asciiTheme="minorHAnsi" w:hAnsiTheme="minorHAnsi" w:cstheme="minorHAnsi"/>
+                <w:b/>
+                <w:bCs/>
                 <w:noProof/>
               </w:rPr>
               <w:t>7. Limitaciones</w:t>
             </w:r>
             <w:r>
               <w:rPr>
-                <w:rFonts w:asciiTheme="minorHAnsi" w:hAnsiTheme="minorHAnsi" w:cstheme="minorHAnsi"/>
                 <w:noProof/>
                 <w:webHidden/>
               </w:rPr>
@@ -1720,7 +1680,6 @@
             </w:r>
             <w:r>
               <w:rPr>
-                <w:rFonts w:asciiTheme="minorHAnsi" w:hAnsiTheme="minorHAnsi" w:cstheme="minorHAnsi"/>
                 <w:noProof/>
                 <w:webHidden/>
               </w:rPr>
@@ -1728,22 +1687,19 @@
             </w:r>
             <w:r>
               <w:rPr>
-                <w:rFonts w:asciiTheme="minorHAnsi" w:hAnsiTheme="minorHAnsi" w:cstheme="minorHAnsi"/>
-                <w:noProof/>
-                <w:webHidden/>
-              </w:rPr>
-              <w:instrText xml:space="preserve"> PAGEREF _Toc242569742 \h </w:instrText>
-            </w:r>
-            <w:r>
-              <w:rPr>
-                <w:rFonts w:asciiTheme="minorHAnsi" w:hAnsiTheme="minorHAnsi" w:cstheme="minorHAnsi"/>
-                <w:noProof/>
-                <w:webHidden/>
-              </w:rPr>
-            </w:r>
-            <w:r>
-              <w:rPr>
-                <w:rFonts w:asciiTheme="minorHAnsi" w:hAnsiTheme="minorHAnsi" w:cstheme="minorHAnsi"/>
+                <w:noProof/>
+                <w:webHidden/>
+              </w:rPr>
+              <w:instrText xml:space="preserve"> PAGEREF _Toc243059327 \h </w:instrText>
+            </w:r>
+            <w:r>
+              <w:rPr>
+                <w:noProof/>
+                <w:webHidden/>
+              </w:rPr>
+            </w:r>
+            <w:r>
+              <w:rPr>
                 <w:noProof/>
                 <w:webHidden/>
               </w:rPr>
@@ -1751,7 +1707,6 @@
             </w:r>
             <w:r>
               <w:rPr>
-                <w:rFonts w:asciiTheme="minorHAnsi" w:hAnsiTheme="minorHAnsi" w:cstheme="minorHAnsi"/>
                 <w:noProof/>
                 <w:webHidden/>
               </w:rPr>
@@ -1759,7 +1714,6 @@
             </w:r>
             <w:r>
               <w:rPr>
-                <w:rFonts w:asciiTheme="minorHAnsi" w:hAnsiTheme="minorHAnsi" w:cstheme="minorHAnsi"/>
                 <w:noProof/>
                 <w:webHidden/>
               </w:rPr>
@@ -1774,22 +1728,26 @@
               <w:tab w:val="right" w:leader="dot" w:pos="9964"/>
             </w:tabs>
             <w:rPr>
-              <w:rFonts w:asciiTheme="minorHAnsi" w:hAnsiTheme="minorHAnsi" w:cstheme="minorHAnsi"/>
+              <w:rFonts w:asciiTheme="minorHAnsi" w:eastAsiaTheme="minorEastAsia" w:hAnsiTheme="minorHAnsi" w:cstheme="minorBidi"/>
               <w:noProof/>
+              <w:kern w:val="2"/>
+              <w:sz w:val="24"/>
+              <w:szCs w:val="24"/>
+              <w14:ligatures w14:val="standardContextual"/>
             </w:rPr>
           </w:pPr>
-          <w:hyperlink w:anchor="_Toc242569743" w:history="1">
+          <w:hyperlink w:anchor="_Toc243059328" w:history="1">
             <w:r>
               <w:rPr>
                 <w:rStyle w:val="Hyperlink"/>
-                <w:rFonts w:asciiTheme="minorHAnsi" w:hAnsiTheme="minorHAnsi" w:cstheme="minorHAnsi"/>
+                <w:b/>
+                <w:bCs/>
                 <w:noProof/>
               </w:rPr>
               <w:t>8. Próximos pasos</w:t>
             </w:r>
             <w:r>
               <w:rPr>
-                <w:rFonts w:asciiTheme="minorHAnsi" w:hAnsiTheme="minorHAnsi" w:cstheme="minorHAnsi"/>
                 <w:noProof/>
                 <w:webHidden/>
               </w:rPr>
@@ -1797,7 +1755,6 @@
             </w:r>
             <w:r>
               <w:rPr>
-                <w:rFonts w:asciiTheme="minorHAnsi" w:hAnsiTheme="minorHAnsi" w:cstheme="minorHAnsi"/>
                 <w:noProof/>
                 <w:webHidden/>
               </w:rPr>
@@ -1805,22 +1762,19 @@
             </w:r>
             <w:r>
               <w:rPr>
-                <w:rFonts w:asciiTheme="minorHAnsi" w:hAnsiTheme="minorHAnsi" w:cstheme="minorHAnsi"/>
-                <w:noProof/>
-                <w:webHidden/>
-              </w:rPr>
-              <w:instrText xml:space="preserve"> PAGEREF _Toc242569743 \h </w:instrText>
-            </w:r>
-            <w:r>
-              <w:rPr>
-                <w:rFonts w:asciiTheme="minorHAnsi" w:hAnsiTheme="minorHAnsi" w:cstheme="minorHAnsi"/>
-                <w:noProof/>
-                <w:webHidden/>
-              </w:rPr>
-            </w:r>
-            <w:r>
-              <w:rPr>
-                <w:rFonts w:asciiTheme="minorHAnsi" w:hAnsiTheme="minorHAnsi" w:cstheme="minorHAnsi"/>
+                <w:noProof/>
+                <w:webHidden/>
+              </w:rPr>
+              <w:instrText xml:space="preserve"> PAGEREF _Toc243059328 \h </w:instrText>
+            </w:r>
+            <w:r>
+              <w:rPr>
+                <w:noProof/>
+                <w:webHidden/>
+              </w:rPr>
+            </w:r>
+            <w:r>
+              <w:rPr>
                 <w:noProof/>
                 <w:webHidden/>
               </w:rPr>
@@ -1828,7 +1782,6 @@
             </w:r>
             <w:r>
               <w:rPr>
-                <w:rFonts w:asciiTheme="minorHAnsi" w:hAnsiTheme="minorHAnsi" w:cstheme="minorHAnsi"/>
                 <w:noProof/>
                 <w:webHidden/>
               </w:rPr>
@@ -1836,7 +1789,6 @@
             </w:r>
             <w:r>
               <w:rPr>
-                <w:rFonts w:asciiTheme="minorHAnsi" w:hAnsiTheme="minorHAnsi" w:cstheme="minorHAnsi"/>
                 <w:noProof/>
                 <w:webHidden/>
               </w:rPr>
@@ -1851,22 +1803,26 @@
               <w:tab w:val="right" w:leader="dot" w:pos="9964"/>
             </w:tabs>
             <w:rPr>
-              <w:rFonts w:asciiTheme="minorHAnsi" w:hAnsiTheme="minorHAnsi" w:cstheme="minorHAnsi"/>
+              <w:rFonts w:asciiTheme="minorHAnsi" w:eastAsiaTheme="minorEastAsia" w:hAnsiTheme="minorHAnsi" w:cstheme="minorBidi"/>
               <w:noProof/>
+              <w:kern w:val="2"/>
+              <w:sz w:val="24"/>
+              <w:szCs w:val="24"/>
+              <w14:ligatures w14:val="standardContextual"/>
             </w:rPr>
           </w:pPr>
-          <w:hyperlink w:anchor="_Toc242569744" w:history="1">
+          <w:hyperlink w:anchor="_Toc243059329" w:history="1">
             <w:r>
               <w:rPr>
                 <w:rStyle w:val="Hyperlink"/>
-                <w:rFonts w:asciiTheme="minorHAnsi" w:hAnsiTheme="minorHAnsi" w:cstheme="minorHAnsi"/>
+                <w:b/>
+                <w:bCs/>
                 <w:noProof/>
               </w:rPr>
               <w:t>9. Reproducibilidad</w:t>
             </w:r>
             <w:r>
               <w:rPr>
-                <w:rFonts w:asciiTheme="minorHAnsi" w:hAnsiTheme="minorHAnsi" w:cstheme="minorHAnsi"/>
                 <w:noProof/>
                 <w:webHidden/>
               </w:rPr>
@@ -1874,7 +1830,6 @@
             </w:r>
             <w:r>
               <w:rPr>
-                <w:rFonts w:asciiTheme="minorHAnsi" w:hAnsiTheme="minorHAnsi" w:cstheme="minorHAnsi"/>
                 <w:noProof/>
                 <w:webHidden/>
               </w:rPr>
@@ -1882,22 +1837,19 @@
             </w:r>
             <w:r>
               <w:rPr>
-                <w:rFonts w:asciiTheme="minorHAnsi" w:hAnsiTheme="minorHAnsi" w:cstheme="minorHAnsi"/>
-                <w:noProof/>
-                <w:webHidden/>
-              </w:rPr>
-              <w:instrText xml:space="preserve"> PAGEREF _Toc242569744 \h </w:instrText>
-            </w:r>
-            <w:r>
-              <w:rPr>
-                <w:rFonts w:asciiTheme="minorHAnsi" w:hAnsiTheme="minorHAnsi" w:cstheme="minorHAnsi"/>
-                <w:noProof/>
-                <w:webHidden/>
-              </w:rPr>
-            </w:r>
-            <w:r>
-              <w:rPr>
-                <w:rFonts w:asciiTheme="minorHAnsi" w:hAnsiTheme="minorHAnsi" w:cstheme="minorHAnsi"/>
+                <w:noProof/>
+                <w:webHidden/>
+              </w:rPr>
+              <w:instrText xml:space="preserve"> PAGEREF _Toc243059329 \h </w:instrText>
+            </w:r>
+            <w:r>
+              <w:rPr>
+                <w:noProof/>
+                <w:webHidden/>
+              </w:rPr>
+            </w:r>
+            <w:r>
+              <w:rPr>
                 <w:noProof/>
                 <w:webHidden/>
               </w:rPr>
@@ -1905,7 +1857,6 @@
             </w:r>
             <w:r>
               <w:rPr>
-                <w:rFonts w:asciiTheme="minorHAnsi" w:hAnsiTheme="minorHAnsi" w:cstheme="minorHAnsi"/>
                 <w:noProof/>
                 <w:webHidden/>
               </w:rPr>
@@ -1913,7 +1864,6 @@
             </w:r>
             <w:r>
               <w:rPr>
-                <w:rFonts w:asciiTheme="minorHAnsi" w:hAnsiTheme="minorHAnsi" w:cstheme="minorHAnsi"/>
                 <w:noProof/>
                 <w:webHidden/>
               </w:rPr>
@@ -1928,15 +1878,20 @@
               <w:tab w:val="right" w:leader="dot" w:pos="9964"/>
             </w:tabs>
             <w:rPr>
-              <w:rFonts w:asciiTheme="minorHAnsi" w:hAnsiTheme="minorHAnsi" w:cstheme="minorHAnsi"/>
+              <w:rFonts w:asciiTheme="minorHAnsi" w:eastAsiaTheme="minorEastAsia" w:hAnsiTheme="minorHAnsi" w:cstheme="minorBidi"/>
               <w:noProof/>
+              <w:kern w:val="2"/>
+              <w:sz w:val="24"/>
+              <w:szCs w:val="24"/>
+              <w14:ligatures w14:val="standardContextual"/>
             </w:rPr>
           </w:pPr>
-          <w:hyperlink w:anchor="_Toc242569745" w:history="1">
+          <w:hyperlink w:anchor="_Toc243059330" w:history="1">
             <w:r>
               <w:rPr>
                 <w:rStyle w:val="Hyperlink"/>
-                <w:rFonts w:asciiTheme="minorHAnsi" w:hAnsiTheme="minorHAnsi" w:cstheme="minorHAnsi"/>
+                <w:b/>
+                <w:bCs/>
                 <w:noProof/>
                 <w:lang w:val="en-US"/>
               </w:rPr>
@@ -1944,7 +1899,6 @@
             </w:r>
             <w:r>
               <w:rPr>
-                <w:rFonts w:asciiTheme="minorHAnsi" w:hAnsiTheme="minorHAnsi" w:cstheme="minorHAnsi"/>
                 <w:noProof/>
                 <w:webHidden/>
               </w:rPr>
@@ -1952,7 +1906,6 @@
             </w:r>
             <w:r>
               <w:rPr>
-                <w:rFonts w:asciiTheme="minorHAnsi" w:hAnsiTheme="minorHAnsi" w:cstheme="minorHAnsi"/>
                 <w:noProof/>
                 <w:webHidden/>
               </w:rPr>
@@ -1960,22 +1913,19 @@
             </w:r>
             <w:r>
               <w:rPr>
-                <w:rFonts w:asciiTheme="minorHAnsi" w:hAnsiTheme="minorHAnsi" w:cstheme="minorHAnsi"/>
-                <w:noProof/>
-                <w:webHidden/>
-              </w:rPr>
-              <w:instrText xml:space="preserve"> PAGEREF _Toc242569745 \h </w:instrText>
-            </w:r>
-            <w:r>
-              <w:rPr>
-                <w:rFonts w:asciiTheme="minorHAnsi" w:hAnsiTheme="minorHAnsi" w:cstheme="minorHAnsi"/>
-                <w:noProof/>
-                <w:webHidden/>
-              </w:rPr>
-            </w:r>
-            <w:r>
-              <w:rPr>
-                <w:rFonts w:asciiTheme="minorHAnsi" w:hAnsiTheme="minorHAnsi" w:cstheme="minorHAnsi"/>
+                <w:noProof/>
+                <w:webHidden/>
+              </w:rPr>
+              <w:instrText xml:space="preserve"> PAGEREF _Toc243059330 \h </w:instrText>
+            </w:r>
+            <w:r>
+              <w:rPr>
+                <w:noProof/>
+                <w:webHidden/>
+              </w:rPr>
+            </w:r>
+            <w:r>
+              <w:rPr>
                 <w:noProof/>
                 <w:webHidden/>
               </w:rPr>
@@ -1983,7 +1933,6 @@
             </w:r>
             <w:r>
               <w:rPr>
-                <w:rFonts w:asciiTheme="minorHAnsi" w:hAnsiTheme="minorHAnsi" w:cstheme="minorHAnsi"/>
                 <w:noProof/>
                 <w:webHidden/>
               </w:rPr>
@@ -1991,7 +1940,6 @@
             </w:r>
             <w:r>
               <w:rPr>
-                <w:rFonts w:asciiTheme="minorHAnsi" w:hAnsiTheme="minorHAnsi" w:cstheme="minorHAnsi"/>
                 <w:noProof/>
                 <w:webHidden/>
               </w:rPr>
@@ -2035,7 +1983,6 @@
           <w:szCs w:val="26"/>
         </w:rPr>
       </w:pPr>
-      <w:bookmarkStart w:id="0" w:name="_Toc242569725"/>
     </w:p>
     <w:p>
       <w:pPr>
@@ -2136,6 +2083,7 @@
           <w:color w:val="auto"/>
         </w:rPr>
       </w:pPr>
+      <w:bookmarkStart w:id="0" w:name="_Toc243059310"/>
       <w:r>
         <w:rPr>
           <w:b/>
@@ -2145,7 +2093,17 @@
           <w:szCs w:val="26"/>
         </w:rPr>
         <w:lastRenderedPageBreak/>
-        <w:t>1. Problema de decisión y objetivo</w:t>
+        <w:t xml:space="preserve">1. Problema de decisión y </w:t>
+      </w:r>
+      <w:r>
+        <w:rPr>
+          <w:b/>
+          <w:bCs/>
+          <w:color w:val="auto"/>
+          <w:sz w:val="26"/>
+          <w:szCs w:val="26"/>
+        </w:rPr>
+        <w:t>objetivo</w:t>
       </w:r>
       <w:bookmarkEnd w:id="0"/>
     </w:p>
@@ -2194,7 +2152,15 @@
           <w:sz w:val="22"/>
           <w:szCs w:val="22"/>
         </w:rPr>
-        <w:t>Este informe aborda una situación concreta de decisión bajo incertidumbre: una autoridad dispone de presupuesto para un programa de retención que solo alcanza a cubrir una fracción de los programas del sistema, y debe decidir dónde concentrarlo. La incertidumbre es doble. Por un lado, el abandono de cada programa no se observa directamente, sino que se estima a partir de registros agregados. Por otro, no se sabe de antemano qué criterio de focalización separa mejor a los programas problemáticos de los demás.</w:t>
+        <w:t>Este informe aborda una situación concreta de decisión bajo incertidumbre: una autoridad dispone de presupuesto para un programa de retención que solo alcanza a cubrir una fracción de los programas del sistema, y debe decidir dónde concentrarlo. La incertidumbre es doble. Por un lado, el abandono de cada programa no se observa directamente, sino que se estima a partir de registros agregados. Por otro, no se sabe de antemano qué criterio de focalización separa mejor a los programas problemáticos de los demás</w:t>
+      </w:r>
+      <w:r>
+        <w:rPr>
+          <w:rFonts w:asciiTheme="minorHAnsi" w:hAnsiTheme="minorHAnsi" w:cstheme="minorHAnsi"/>
+          <w:sz w:val="22"/>
+          <w:szCs w:val="22"/>
+        </w:rPr>
+        <w:t>.</w:t>
       </w:r>
     </w:p>
     <w:p>
@@ -2296,7 +2262,7 @@
           <w:color w:val="auto"/>
         </w:rPr>
       </w:pPr>
-      <w:bookmarkStart w:id="1" w:name="_Toc242569726"/>
+      <w:bookmarkStart w:id="1" w:name="_Toc243059311"/>
       <w:r>
         <w:rPr>
           <w:b/>
@@ -2317,7 +2283,7 @@
           <w:color w:val="auto"/>
         </w:rPr>
       </w:pPr>
-      <w:bookmarkStart w:id="2" w:name="_Toc242569727"/>
+      <w:bookmarkStart w:id="2" w:name="_Toc243059312"/>
       <w:r>
         <w:rPr>
           <w:b/>
@@ -2344,7 +2310,14 @@
           <w:sz w:val="22"/>
           <w:szCs w:val="22"/>
         </w:rPr>
-        <w:t>El conjunto proviene de dos bases abiertas del Servicio de Información de Educación Superior (SIES) del Ministerio de Educación: matrícula 2007–2026 y titulados 2007–2025. Ambas se publican agregadas por programa y año, sin registros individuales.</w:t>
+        <w:t xml:space="preserve">El conjunto proviene de dos bases abiertas del Servicio de </w:t>
+      </w:r>
+      <w:r>
+        <w:rPr>
+          <w:sz w:val="22"/>
+          <w:szCs w:val="22"/>
+        </w:rPr>
+        <w:t>Información de Educación Superior (SIES) del Ministerio de Educación: matrícula 2007–2026 y titulados 2007–2025. Ambas se publican agregadas por programa y año, sin registros individuales.</w:t>
       </w:r>
     </w:p>
     <w:p>
@@ -2443,7 +2416,7 @@
           <w:color w:val="auto"/>
         </w:rPr>
       </w:pPr>
-      <w:bookmarkStart w:id="3" w:name="_Toc242569728"/>
+      <w:bookmarkStart w:id="3" w:name="_Toc243059313"/>
       <w:r>
         <w:rPr>
           <w:b/>
@@ -2642,49 +2615,8 @@
                 <w:sz w:val="17"/>
                 <w:szCs w:val="17"/>
               </w:rPr>
-              <w:t xml:space="preserve">abandono (respuesta), </w:t>
-            </w:r>
-            <w:proofErr w:type="spellStart"/>
-            <w:r>
-              <w:rPr>
-                <w:sz w:val="17"/>
-                <w:szCs w:val="17"/>
-              </w:rPr>
-              <w:t>inst_acreditada</w:t>
-            </w:r>
-            <w:proofErr w:type="spellEnd"/>
-            <w:r>
-              <w:rPr>
-                <w:sz w:val="17"/>
-                <w:szCs w:val="17"/>
-              </w:rPr>
-              <w:t xml:space="preserve">, </w:t>
-            </w:r>
-            <w:proofErr w:type="spellStart"/>
-            <w:r>
-              <w:rPr>
-                <w:sz w:val="17"/>
-                <w:szCs w:val="17"/>
-              </w:rPr>
-              <w:t>pct_mujeres</w:t>
-            </w:r>
-            <w:proofErr w:type="spellEnd"/>
-            <w:r>
-              <w:rPr>
-                <w:sz w:val="17"/>
-                <w:szCs w:val="17"/>
-              </w:rPr>
-              <w:t xml:space="preserve">, </w:t>
-            </w:r>
-            <w:proofErr w:type="spellStart"/>
-            <w:r>
-              <w:rPr>
-                <w:sz w:val="17"/>
-                <w:szCs w:val="17"/>
-              </w:rPr>
-              <w:t>edad_promedio</w:t>
-            </w:r>
-            <w:proofErr w:type="spellEnd"/>
+              <w:t>abandono (respuesta), inst_acreditada, pct_mujeres, edad_promedio</w:t>
+            </w:r>
           </w:p>
         </w:tc>
       </w:tr>
@@ -2748,17 +2680,8 @@
                 <w:sz w:val="17"/>
                 <w:szCs w:val="17"/>
               </w:rPr>
-              <w:t xml:space="preserve">ingreso, titulados, </w:t>
-            </w:r>
-            <w:proofErr w:type="spellStart"/>
-            <w:r>
-              <w:rPr>
-                <w:sz w:val="17"/>
-                <w:szCs w:val="17"/>
-              </w:rPr>
-              <w:t>duracion_estudio_carrera</w:t>
-            </w:r>
-            <w:proofErr w:type="spellEnd"/>
+              <w:t>ingreso, titulados, duracion_estudio_carrera</w:t>
+            </w:r>
           </w:p>
         </w:tc>
       </w:tr>
@@ -2887,17 +2810,8 @@
                 <w:sz w:val="17"/>
                 <w:szCs w:val="17"/>
               </w:rPr>
-              <w:t xml:space="preserve">metropolitana, </w:t>
-            </w:r>
-            <w:proofErr w:type="spellStart"/>
-            <w:r>
-              <w:rPr>
-                <w:sz w:val="17"/>
-                <w:szCs w:val="17"/>
-              </w:rPr>
-              <w:t>inst_cerrada</w:t>
-            </w:r>
-            <w:proofErr w:type="spellEnd"/>
+              <w:t>metropolitana, inst_cerrada</w:t>
+            </w:r>
           </w:p>
         </w:tc>
       </w:tr>
@@ -2956,31 +2870,13 @@
             </w:tcMar>
           </w:tcPr>
           <w:p>
-            <w:proofErr w:type="spellStart"/>
-            <w:r>
-              <w:rPr>
-                <w:sz w:val="17"/>
-                <w:szCs w:val="17"/>
-              </w:rPr>
-              <w:t>codigo_carrera</w:t>
-            </w:r>
-            <w:proofErr w:type="spellEnd"/>
-            <w:r>
-              <w:rPr>
-                <w:sz w:val="17"/>
-                <w:szCs w:val="17"/>
-              </w:rPr>
-              <w:t xml:space="preserve">, </w:t>
-            </w:r>
-            <w:proofErr w:type="spellStart"/>
-            <w:r>
-              <w:rPr>
-                <w:sz w:val="17"/>
-                <w:szCs w:val="17"/>
-              </w:rPr>
-              <w:t>codigo_de_institucion</w:t>
-            </w:r>
-            <w:proofErr w:type="spellEnd"/>
+            <w:r>
+              <w:rPr>
+                <w:sz w:val="17"/>
+                <w:szCs w:val="17"/>
+              </w:rPr>
+              <w:t>codigo_carrera, codigo_de_institucion</w:t>
+            </w:r>
           </w:p>
         </w:tc>
       </w:tr>
@@ -3004,9 +2900,8 @@
           <w:szCs w:val="17"/>
         </w:rPr>
         <w:lastRenderedPageBreak/>
-        <w:t xml:space="preserve">Conviene advertir que </w:t>
-      </w:r>
-      <w:proofErr w:type="spellStart"/>
+        <w:t>Conviene advertir que inst_acreditada</w:t>
+      </w:r>
       <w:r>
         <w:rPr>
           <w:i/>
@@ -3015,17 +2910,6 @@
           <w:sz w:val="17"/>
           <w:szCs w:val="17"/>
         </w:rPr>
-        <w:t>inst_acreditada</w:t>
-      </w:r>
-      <w:proofErr w:type="spellEnd"/>
-      <w:r>
-        <w:rPr>
-          <w:i/>
-          <w:iCs/>
-          <w:color w:val="444444"/>
-          <w:sz w:val="17"/>
-          <w:szCs w:val="17"/>
-        </w:rPr>
         <w:t xml:space="preserve"> parece dicotómica y no lo es: toma 1.195 valores distintos entre 0 y 1 porque promedia el estado de acreditación a lo largo de los años de cohorte. Por eso los contrastes del apartado 5 comparan los dos extremos inequívocos —siempre acreditada (7.672 programas) frente a nunca acreditada (757)— y excluyen los 1.249 programas en transición.</w:t>
       </w:r>
     </w:p>
@@ -3037,7 +2921,7 @@
           <w:color w:val="auto"/>
         </w:rPr>
       </w:pPr>
-      <w:bookmarkStart w:id="4" w:name="_Toc242569729"/>
+      <w:bookmarkStart w:id="4" w:name="_Toc243059314"/>
       <w:r>
         <w:rPr>
           <w:b/>
@@ -3815,7 +3699,7 @@
           <w:color w:val="auto"/>
         </w:rPr>
       </w:pPr>
-      <w:bookmarkStart w:id="5" w:name="_Toc242569730"/>
+      <w:bookmarkStart w:id="5" w:name="_Toc243059315"/>
       <w:r>
         <w:rPr>
           <w:b/>
@@ -4172,7 +4056,14 @@
                 <w:sz w:val="17"/>
                 <w:szCs w:val="17"/>
               </w:rPr>
-              <w:t>−0,182</w:t>
+              <w:t>−</w:t>
+            </w:r>
+            <w:r>
+              <w:rPr>
+                <w:sz w:val="17"/>
+                <w:szCs w:val="17"/>
+              </w:rPr>
+              <w:t>0,182</w:t>
             </w:r>
           </w:p>
         </w:tc>
@@ -4303,7 +4194,14 @@
                 <w:sz w:val="17"/>
                 <w:szCs w:val="17"/>
               </w:rPr>
-              <w:t>−0,184</w:t>
+              <w:t>−</w:t>
+            </w:r>
+            <w:r>
+              <w:rPr>
+                <w:sz w:val="17"/>
+                <w:szCs w:val="17"/>
+              </w:rPr>
+              <w:t>0,184</w:t>
             </w:r>
           </w:p>
         </w:tc>
@@ -4363,21 +4261,19 @@
             </w:tcMar>
           </w:tcPr>
           <w:p>
-            <w:proofErr w:type="spellStart"/>
-            <w:r>
-              <w:rPr>
-                <w:sz w:val="17"/>
-                <w:szCs w:val="17"/>
-              </w:rPr>
-              <w:t>Coef</w:t>
-            </w:r>
-            <w:proofErr w:type="spellEnd"/>
-            <w:r>
-              <w:rPr>
-                <w:sz w:val="17"/>
-                <w:szCs w:val="17"/>
-              </w:rPr>
-              <w:t>. de variación</w:t>
+            <w:r>
+              <w:rPr>
+                <w:sz w:val="17"/>
+                <w:szCs w:val="17"/>
+              </w:rPr>
+              <w:t xml:space="preserve">Coef. de </w:t>
+            </w:r>
+            <w:r>
+              <w:rPr>
+                <w:sz w:val="17"/>
+                <w:szCs w:val="17"/>
+              </w:rPr>
+              <w:t>variación</w:t>
             </w:r>
           </w:p>
         </w:tc>
@@ -4599,7 +4495,14 @@
           <w:sz w:val="22"/>
           <w:szCs w:val="22"/>
         </w:rPr>
-        <w:t>El centro. Media y mediana casi coinciden, de modo que ninguna cola arrastra el promedio: en el programa típico, algo más de la mitad de la cohorte no llega a titularse.</w:t>
+        <w:t xml:space="preserve">El centro. Media y mediana casi coinciden, de modo que ninguna cola arrastra el promedio: en el programa típico, algo más de la mitad de la cohorte no llega a </w:t>
+      </w:r>
+      <w:r>
+        <w:rPr>
+          <w:sz w:val="22"/>
+          <w:szCs w:val="22"/>
+        </w:rPr>
+        <w:t>titularse.</w:t>
       </w:r>
     </w:p>
     <w:p>
@@ -4716,7 +4619,14 @@
           <w:sz w:val="22"/>
           <w:szCs w:val="22"/>
         </w:rPr>
-        <w:t>La figura 1 muestra además dos acumulaciones en los extremos: 305 programas (3,2 %) con abandono exactamente cero y 160 (1,7 %) con abandono uno. Conviene averiguar si describen el fenómeno o delatan un desajuste entre las dos bases de origen, porque la interpretación cambia por completo. Se cruzó cada uno de esos 465 programas con el último año en que registró matrícula y con las titulaciones acumuladas en cualquier año.</w:t>
+        <w:t xml:space="preserve">La figura 1 muestra además dos acumulaciones en los extremos: 305 programas (3,2 %) con abandono exactamente cero y </w:t>
+      </w:r>
+      <w:r>
+        <w:rPr>
+          <w:sz w:val="22"/>
+          <w:szCs w:val="22"/>
+        </w:rPr>
+        <w:t>160 (1,7 %) con abandono uno. Conviene averiguar si describen el fenómeno o delatan un desajuste entre las dos bases de origen, porque la interpretación cambia por completo. Se cruzó cada uno de esos 465 programas con el último año en que registró matrícula y con las titulaciones acumuladas en cualquier año.</w:t>
       </w:r>
     </w:p>
     <w:p>
@@ -4747,7 +4657,14 @@
           <w:sz w:val="22"/>
           <w:szCs w:val="22"/>
         </w:rPr>
-        <w:t>, en su gran mayoría, programas que cerraron: el 91 % dejó de matricular antes o durante el año de egreso esperado, lo que es coherente con un programa discontinuado antes de titular a su primera cohorte. Solo 14 seguían activos después de esa fecha y 11 de ellos sí registran titulaciones en algún año; en esos casos el cero no describe la realidad, sino el desfase entre la ventana de observación y el egreso efectivo. Los 305 con abandono cero responden a otra causa: todos registran titulaciones y la mitad seguía matriculando, de modo que titulan al menos tantas personas como ingresaron en la ventana, por convalidaciones, traslados o cohortes que no calzan con el desfase teórico.</w:t>
+        <w:t>, en su gran mayoría, programas que cerraron: el 91 % dejó de matricular antes o durante el año de egreso esperado, lo que es coherente con un programa discontinuado antes de titular a su primera cohorte. Solo 14 seguían activos después de esa fecha y 11 de ellos sí registran titulaciones en algún año; en esos casos el cero no describe la realidad, sino el desfase entre la ventana de observación y el egreso efectivo. Los 305 con abandono cero responden a otra causa: todos registran titulaciones y la m</w:t>
+      </w:r>
+      <w:r>
+        <w:rPr>
+          <w:sz w:val="22"/>
+          <w:szCs w:val="22"/>
+        </w:rPr>
+        <w:t>itad seguía matriculando, de modo que titulan al menos tantas personas como ingresaron en la ventana, por convalidaciones, traslados o cohortes que no calzan con el desfase teórico.</w:t>
       </w:r>
     </w:p>
     <w:p>
@@ -4775,7 +4692,7 @@
           <w:color w:val="auto"/>
         </w:rPr>
       </w:pPr>
-      <w:bookmarkStart w:id="6" w:name="_Toc242569731"/>
+      <w:bookmarkStart w:id="6" w:name="_Toc243059316"/>
       <w:r>
         <w:rPr>
           <w:b/>
@@ -4842,7 +4759,7 @@
           <w:color w:val="auto"/>
         </w:rPr>
       </w:pPr>
-      <w:bookmarkStart w:id="7" w:name="_Toc242569732"/>
+      <w:bookmarkStart w:id="7" w:name="_Toc243059317"/>
       <w:r>
         <w:rPr>
           <w:b/>
@@ -5146,7 +5063,14 @@
                 <w:sz w:val="17"/>
                 <w:szCs w:val="17"/>
               </w:rPr>
-              <w:t>Técnico de nivel superior</w:t>
+              <w:t xml:space="preserve">Técnico de nivel </w:t>
+            </w:r>
+            <w:r>
+              <w:rPr>
+                <w:sz w:val="17"/>
+                <w:szCs w:val="17"/>
+              </w:rPr>
+              <w:t>superior</w:t>
             </w:r>
           </w:p>
         </w:tc>
@@ -5682,7 +5606,14 @@
                 <w:sz w:val="17"/>
                 <w:szCs w:val="17"/>
               </w:rPr>
-              <w:t>Jornada vespertina</w:t>
+              <w:t xml:space="preserve">Jornada </w:t>
+            </w:r>
+            <w:r>
+              <w:rPr>
+                <w:sz w:val="17"/>
+                <w:szCs w:val="17"/>
+              </w:rPr>
+              <w:t>vespertina</w:t>
             </w:r>
           </w:p>
         </w:tc>
@@ -5887,7 +5818,14 @@
           <w:sz w:val="22"/>
           <w:szCs w:val="22"/>
         </w:rPr>
-        <w:t>El reparto es muy desigual y eso condiciona el análisis. Los centros de formación técnica estatales son apenas 27 programas y la modalidad presencial cubre el 96,4 % del conjunto, de modo que las comparaciones por modalidad descansan sobre menos de 350 casos. Esa asimetría explica que el contraste del apartado 5 sobre tipo de institución se plantee como prueba de independencia y no como comparación de medias: con una categoría de 27 casos, un contraste de medias tendría una potencia muy desigual entre grupos.</w:t>
+        <w:t xml:space="preserve">El reparto es muy desigual y eso condiciona el análisis. Los centros de formación técnica estatales son apenas 27 programas y la modalidad presencial cubre el 96,4 % del </w:t>
+      </w:r>
+      <w:r>
+        <w:rPr>
+          <w:sz w:val="22"/>
+          <w:szCs w:val="22"/>
+        </w:rPr>
+        <w:t>conjunto, de modo que las comparaciones por modalidad descansan sobre menos de 350 casos. Esa asimetría explica que el contraste del apartado 5 sobre tipo de institución se plantee como prueba de independencia y no como comparación de medias: con una categoría de 27 casos, un contraste de medias tendría una potencia muy desigual entre grupos.</w:t>
       </w:r>
     </w:p>
     <w:p>
@@ -5963,7 +5901,7 @@
           <w:color w:val="auto"/>
         </w:rPr>
       </w:pPr>
-      <w:bookmarkStart w:id="8" w:name="_Toc242569733"/>
+      <w:bookmarkStart w:id="8" w:name="_Toc243059318"/>
       <w:r>
         <w:rPr>
           <w:b/>
@@ -5990,7 +5928,14 @@
           <w:sz w:val="22"/>
           <w:szCs w:val="22"/>
         </w:rPr>
-        <w:t>La media global oculta las diferencias que importan para decidir. El abandono medio recorre 12,3 puntos porcentuales entre tipos de institución y 17,5 puntos entre áreas del conocimiento:</w:t>
+        <w:t xml:space="preserve">La media global oculta las diferencias que </w:t>
+      </w:r>
+      <w:r>
+        <w:rPr>
+          <w:sz w:val="22"/>
+          <w:szCs w:val="22"/>
+        </w:rPr>
+        <w:t>importan para decidir. El abandono medio recorre 12,3 puntos porcentuales entre tipos de institución y 17,5 puntos entre áreas del conocimiento:</w:t>
       </w:r>
     </w:p>
     <w:tbl>
@@ -7420,7 +7365,7 @@
           <w:color w:val="auto"/>
         </w:rPr>
       </w:pPr>
-      <w:bookmarkStart w:id="9" w:name="_Toc242569734"/>
+      <w:bookmarkStart w:id="9" w:name="_Toc243059319"/>
       <w:r>
         <w:rPr>
           <w:b/>
@@ -7448,7 +7393,14 @@
           <w:sz w:val="22"/>
           <w:szCs w:val="22"/>
         </w:rPr>
-        <w:t>Hasta aquí cada variable se ha descrito por separado. El paso siguiente examina cómo se relacionan entre sí, que es lo que permite anticipar qué factores merecen un contraste formal y cuáles podrían estar midiendo lo mismo.</w:t>
+        <w:t xml:space="preserve">Hasta aquí cada variable se ha descrito por separado. El paso </w:t>
+      </w:r>
+      <w:r>
+        <w:rPr>
+          <w:sz w:val="22"/>
+          <w:szCs w:val="22"/>
+        </w:rPr>
+        <w:t>siguiente examina cómo se relacionan entre sí, que es lo que permite anticipar qué factores merecen un contraste formal y cuáles podrían estar midiendo lo mismo.</w:t>
       </w:r>
     </w:p>
     <w:p>
@@ -7554,7 +7506,7 @@
           <w:sz w:val="22"/>
           <w:szCs w:val="22"/>
         </w:rPr>
-        <w:t>El signo de cada relación es la esperada acreditación, tamaño, proporción de mujeres y duración formal se asocian negativamente con el abandono, mientras que la edad media de la matrícula y el origen técnico-profesional lo hacen positivamente. Ninguna correlación contradice lo previsible, lo que da verosimilitud al conjunto.</w:t>
+        <w:t>El signo de cada relación es la esperada acreditación, tamaño, proporción de mujeres y duración formal se asocian negativamente con el abandono, mientras que la edad media de los estudiantes y el origen técnico-profesional lo hacen positivamente. Ninguna correlación contradice lo previsible, lo que da verosimilitud al conjunto.</w:t>
       </w:r>
     </w:p>
     <w:p>
@@ -7611,7 +7563,7 @@
           <w:color w:val="auto"/>
         </w:rPr>
       </w:pPr>
-      <w:bookmarkStart w:id="10" w:name="_Toc242569735"/>
+      <w:bookmarkStart w:id="10" w:name="_Toc243059320"/>
       <w:r>
         <w:rPr>
           <w:b/>
@@ -7633,7 +7585,7 @@
           <w:color w:val="auto"/>
         </w:rPr>
       </w:pPr>
-      <w:bookmarkStart w:id="11" w:name="_Toc242569736"/>
+      <w:bookmarkStart w:id="11" w:name="_Toc243059321"/>
       <w:r>
         <w:rPr>
           <w:b/>
@@ -7642,7 +7594,17 @@
           <w:sz w:val="22"/>
           <w:szCs w:val="22"/>
         </w:rPr>
-        <w:t>4.1 Sobre qué población se infiere</w:t>
+        <w:t xml:space="preserve">4.1 </w:t>
+      </w:r>
+      <w:r>
+        <w:rPr>
+          <w:b/>
+          <w:bCs/>
+          <w:color w:val="auto"/>
+          <w:sz w:val="22"/>
+          <w:szCs w:val="22"/>
+        </w:rPr>
+        <w:t>Sobre qué población se infiere</w:t>
       </w:r>
       <w:bookmarkEnd w:id="11"/>
     </w:p>
@@ -7677,7 +7639,14 @@
           <w:sz w:val="22"/>
           <w:szCs w:val="22"/>
         </w:rPr>
-        <w:t>La inferencia que sigue se formula, por tanto, sobre el proceso generador: los programas observados se tratan como una realización de un sistema educativo que sigue operando y que pudo haber producido resultados algo distintos. El parámetro estimado es el abandono esperado de ese proceso, y el intervalo mide la incertidumbre que introduce la variabilidad del sistema, no el muestreo. La distinción cambia lo que puede afirmarse: autoriza a decir que el abandono esperado está entre 0,514 y 0,523, y prohíbe decir que hay un 95 % de probabilidad de que el valor real caiga ahí, que es una lectura que el intervalo frecuentista no admite.</w:t>
+        <w:t>La inferencia que sigue se formula, por tanto, sobre el proceso generador: los programas observados se tratan como una realización de un sistema educativo que sigue operando y que pudo haber producido resultados algo distintos. El parámetro estimado es el abandono esperado de ese proceso, y el intervalo mide la incertidumbre que introduce la variabilidad del sistema, no el muestreo. La distinción cambia lo que puede afirmarse: autoriza a decir que el abandono esperado está entre 0,514 y 0,523, y prohíbe dec</w:t>
+      </w:r>
+      <w:r>
+        <w:rPr>
+          <w:sz w:val="22"/>
+          <w:szCs w:val="22"/>
+        </w:rPr>
+        <w:t>ir que hay un 95 % de probabilidad de que el valor real caiga ahí, que es una lectura que el intervalo frecuentista no admite.</w:t>
       </w:r>
     </w:p>
     <w:p>
@@ -7688,7 +7657,7 @@
           <w:color w:val="auto"/>
         </w:rPr>
       </w:pPr>
-      <w:bookmarkStart w:id="12" w:name="_Toc242569737"/>
+      <w:bookmarkStart w:id="12" w:name="_Toc243059322"/>
       <w:r>
         <w:rPr>
           <w:b/>
@@ -7981,39 +7950,7 @@
                 <w:sz w:val="17"/>
                 <w:szCs w:val="17"/>
               </w:rPr>
-              <w:t xml:space="preserve">t de </w:t>
-            </w:r>
-            <w:proofErr w:type="spellStart"/>
-            <w:r>
-              <w:rPr>
-                <w:sz w:val="17"/>
-                <w:szCs w:val="17"/>
-              </w:rPr>
-              <w:t>Student</w:t>
-            </w:r>
-            <w:proofErr w:type="spellEnd"/>
-            <w:r>
-              <w:rPr>
-                <w:sz w:val="17"/>
-                <w:szCs w:val="17"/>
-              </w:rPr>
-              <w:t xml:space="preserve">, </w:t>
-            </w:r>
-            <w:proofErr w:type="spellStart"/>
-            <w:r>
-              <w:rPr>
-                <w:sz w:val="17"/>
-                <w:szCs w:val="17"/>
-              </w:rPr>
-              <w:t>gl</w:t>
-            </w:r>
-            <w:proofErr w:type="spellEnd"/>
-            <w:r>
-              <w:rPr>
-                <w:sz w:val="17"/>
-                <w:szCs w:val="17"/>
-              </w:rPr>
-              <w:t xml:space="preserve"> = 9.677</w:t>
+              <w:t>t de Student, gl = 9.677</w:t>
             </w:r>
           </w:p>
         </w:tc>
@@ -8035,7 +7972,7 @@
                 <w:sz w:val="17"/>
                 <w:szCs w:val="17"/>
               </w:rPr>
-              <w:t>Edad media de la matrícula (años)</w:t>
+              <w:t>Edad media de los estudiantes (años)</w:t>
             </w:r>
           </w:p>
         </w:tc>
@@ -8115,39 +8052,7 @@
                 <w:sz w:val="17"/>
                 <w:szCs w:val="17"/>
               </w:rPr>
-              <w:t xml:space="preserve">t de </w:t>
-            </w:r>
-            <w:proofErr w:type="spellStart"/>
-            <w:r>
-              <w:rPr>
-                <w:sz w:val="17"/>
-                <w:szCs w:val="17"/>
-              </w:rPr>
-              <w:t>Student</w:t>
-            </w:r>
-            <w:proofErr w:type="spellEnd"/>
-            <w:r>
-              <w:rPr>
-                <w:sz w:val="17"/>
-                <w:szCs w:val="17"/>
-              </w:rPr>
-              <w:t xml:space="preserve">, </w:t>
-            </w:r>
-            <w:proofErr w:type="spellStart"/>
-            <w:r>
-              <w:rPr>
-                <w:sz w:val="17"/>
-                <w:szCs w:val="17"/>
-              </w:rPr>
-              <w:t>gl</w:t>
-            </w:r>
-            <w:proofErr w:type="spellEnd"/>
-            <w:r>
-              <w:rPr>
-                <w:sz w:val="17"/>
-                <w:szCs w:val="17"/>
-              </w:rPr>
-              <w:t xml:space="preserve"> = 9.677</w:t>
+              <w:t>t de Student, gl = 9.677</w:t>
             </w:r>
           </w:p>
         </w:tc>
@@ -8249,39 +8154,7 @@
                 <w:sz w:val="17"/>
                 <w:szCs w:val="17"/>
               </w:rPr>
-              <w:t xml:space="preserve">t de </w:t>
-            </w:r>
-            <w:proofErr w:type="spellStart"/>
-            <w:r>
-              <w:rPr>
-                <w:sz w:val="17"/>
-                <w:szCs w:val="17"/>
-              </w:rPr>
-              <w:t>Student</w:t>
-            </w:r>
-            <w:proofErr w:type="spellEnd"/>
-            <w:r>
-              <w:rPr>
-                <w:sz w:val="17"/>
-                <w:szCs w:val="17"/>
-              </w:rPr>
-              <w:t xml:space="preserve">, </w:t>
-            </w:r>
-            <w:proofErr w:type="spellStart"/>
-            <w:r>
-              <w:rPr>
-                <w:sz w:val="17"/>
-                <w:szCs w:val="17"/>
-              </w:rPr>
-              <w:t>gl</w:t>
-            </w:r>
-            <w:proofErr w:type="spellEnd"/>
-            <w:r>
-              <w:rPr>
-                <w:sz w:val="17"/>
-                <w:szCs w:val="17"/>
-              </w:rPr>
-              <w:t xml:space="preserve"> = 9.677</w:t>
+              <w:t>t de Student, gl = 9.677</w:t>
             </w:r>
           </w:p>
         </w:tc>
@@ -8485,23 +8358,7 @@
                 <w:sz w:val="17"/>
                 <w:szCs w:val="17"/>
               </w:rPr>
-              <w:t xml:space="preserve">Welch, </w:t>
-            </w:r>
-            <w:proofErr w:type="spellStart"/>
-            <w:r>
-              <w:rPr>
-                <w:sz w:val="17"/>
-                <w:szCs w:val="17"/>
-              </w:rPr>
-              <w:t>gl</w:t>
-            </w:r>
-            <w:proofErr w:type="spellEnd"/>
-            <w:r>
-              <w:rPr>
-                <w:sz w:val="17"/>
-                <w:szCs w:val="17"/>
-              </w:rPr>
-              <w:t xml:space="preserve"> = 902</w:t>
+              <w:t>Welch, gl = 902</w:t>
             </w:r>
           </w:p>
         </w:tc>
@@ -8619,39 +8476,7 @@
           <w:sz w:val="22"/>
           <w:szCs w:val="22"/>
         </w:rPr>
-        <w:t xml:space="preserve">l error estándar divide la desviación por la raíz de 9.678, es decir por 98,4. Conviene no confundir precisión con homogeneidad: el intervalo describe cuán bien conocemos el promedio, no cuán parecidos son los programas entre sí. Un </w:t>
-      </w:r>
-      <w:proofErr w:type="spellStart"/>
-      <w:r>
-        <w:rPr>
-          <w:sz w:val="22"/>
-          <w:szCs w:val="22"/>
-        </w:rPr>
-        <w:t>remuestreo</w:t>
-      </w:r>
-      <w:proofErr w:type="spellEnd"/>
-      <w:r>
-        <w:rPr>
-          <w:sz w:val="22"/>
-          <w:szCs w:val="22"/>
-        </w:rPr>
-        <w:t xml:space="preserve"> </w:t>
-      </w:r>
-      <w:proofErr w:type="spellStart"/>
-      <w:r>
-        <w:rPr>
-          <w:sz w:val="22"/>
-          <w:szCs w:val="22"/>
-        </w:rPr>
-        <w:t>bootstrap</w:t>
-      </w:r>
-      <w:proofErr w:type="spellEnd"/>
-      <w:r>
-        <w:rPr>
-          <w:sz w:val="22"/>
-          <w:szCs w:val="22"/>
-        </w:rPr>
-        <w:t xml:space="preserve"> de 5.000 réplicas arroja [0,</w:t>
+        <w:t>l error estándar divide la desviación por la raíz de 9.678, es decir por 98,4. Conviene no confundir precisión con homogeneidad: el intervalo describe cuán bien conocemos el promedio, no cuán parecidos son los programas entre sí. Un remuestreo bootstrap de 5.000 réplicas arroja [0,</w:t>
       </w:r>
       <w:r>
         <w:rPr>
@@ -8665,7 +8490,14 @@
           <w:sz w:val="22"/>
           <w:szCs w:val="22"/>
         </w:rPr>
-        <w:t xml:space="preserve"> 0,5226], coincidente hasta la cuarta cifra, lo que confirma que el supuesto de normalidad de la media es sostenible.</w:t>
+        <w:t xml:space="preserve"> 0,5226], coincidente hasta la cuarta </w:t>
+      </w:r>
+      <w:r>
+        <w:rPr>
+          <w:sz w:val="22"/>
+          <w:szCs w:val="22"/>
+        </w:rPr>
+        <w:t>cifra, lo que confirma que el supuesto de normalidad de la media es sostenible.</w:t>
       </w:r>
     </w:p>
     <w:p>
@@ -8744,7 +8576,7 @@
           <w:color w:val="auto"/>
         </w:rPr>
       </w:pPr>
-      <w:bookmarkStart w:id="13" w:name="_Toc242569738"/>
+      <w:bookmarkStart w:id="13" w:name="_Toc243059323"/>
       <w:r>
         <w:rPr>
           <w:b/>
@@ -8868,7 +8700,17 @@
           <w:sz w:val="16"/>
           <w:szCs w:val="16"/>
         </w:rPr>
-        <w:t>Figura 6. Gráfico Q-Q del abandono frente a la distribución normal.</w:t>
+        <w:t xml:space="preserve">Figura 6. Gráfico Q-Q del </w:t>
+      </w:r>
+      <w:r>
+        <w:rPr>
+          <w:i/>
+          <w:iCs/>
+          <w:color w:val="555555"/>
+          <w:sz w:val="16"/>
+          <w:szCs w:val="16"/>
+        </w:rPr>
+        <w:t>abandono frente a la distribución normal.</w:t>
       </w:r>
     </w:p>
     <w:p>
@@ -8936,7 +8778,7 @@
           <w:color w:val="auto"/>
         </w:rPr>
       </w:pPr>
-      <w:bookmarkStart w:id="14" w:name="_Toc242569739"/>
+      <w:bookmarkStart w:id="14" w:name="_Toc243059324"/>
       <w:r>
         <w:rPr>
           <w:b/>
@@ -8963,7 +8805,14 @@
           <w:sz w:val="22"/>
           <w:szCs w:val="22"/>
         </w:rPr>
-        <w:t>Que la mitad de una cohorte no se titule es el umbral que la discusión pública toma como señal de alarma, de modo que la primera pregunta contrasta el sistema contra ese valor. Con H₀: μ = 0,50 frente a H₁: μ ≠ 0,50, la prueba t de una muestra arroja t = 8,04 con 9.677 grados de libertad y p = 1,0 × 10⁻¹⁵: se rechaza la hipótesis nula. Pero la diferencia es de 1,8 puntos porcentuales y la d de Cohen vale 0,082, muy por debajo del 0,2 que marca el umbral de los efectos pequeños.</w:t>
+        <w:t xml:space="preserve">Que la mitad de una cohorte no se </w:t>
+      </w:r>
+      <w:r>
+        <w:rPr>
+          <w:sz w:val="22"/>
+          <w:szCs w:val="22"/>
+        </w:rPr>
+        <w:t>titule es el umbral que la discusión pública toma como señal de alarma, de modo que la primera pregunta contrasta el sistema contra ese valor. Con H₀: μ = 0,50 frente a H₁: μ ≠ 0,50, la prueba t de una muestra arroja t = 8,04 con 9.677 grados de libertad y p = 1,0 × 10⁻¹⁵: se rechaza la hipótesis nula. Pero la diferencia es de 1,8 puntos porcentuales y la d de Cohen vale 0,082, muy por debajo del 0,2 que marca el umbral de los efectos pequeños.</w:t>
       </w:r>
     </w:p>
     <w:p>
@@ -9009,7 +8858,7 @@
           <w:color w:val="auto"/>
         </w:rPr>
       </w:pPr>
-      <w:bookmarkStart w:id="15" w:name="_Toc242569740"/>
+      <w:bookmarkStart w:id="15" w:name="_Toc243059325"/>
       <w:r>
         <w:rPr>
           <w:b/>
@@ -9228,23 +9077,7 @@
                 <w:sz w:val="17"/>
                 <w:szCs w:val="17"/>
               </w:rPr>
-              <w:t>t = 8,04 (</w:t>
-            </w:r>
-            <w:proofErr w:type="spellStart"/>
-            <w:r>
-              <w:rPr>
-                <w:sz w:val="17"/>
-                <w:szCs w:val="17"/>
-              </w:rPr>
-              <w:t>gl</w:t>
-            </w:r>
-            <w:proofErr w:type="spellEnd"/>
-            <w:r>
-              <w:rPr>
-                <w:sz w:val="17"/>
-                <w:szCs w:val="17"/>
-              </w:rPr>
-              <w:t xml:space="preserve"> = 9.677)</w:t>
+              <w:t>t = 8,04 (gl = 9.677)</w:t>
             </w:r>
           </w:p>
         </w:tc>
@@ -9437,7 +9270,14 @@
                 <w:sz w:val="17"/>
                 <w:szCs w:val="17"/>
               </w:rPr>
-              <w:t>Igual abandono según acreditación</w:t>
+              <w:t xml:space="preserve">Igual </w:t>
+            </w:r>
+            <w:r>
+              <w:rPr>
+                <w:sz w:val="17"/>
+                <w:szCs w:val="17"/>
+              </w:rPr>
+              <w:t>abandono según acreditación</w:t>
             </w:r>
           </w:p>
         </w:tc>
@@ -9460,23 +9300,7 @@
                 <w:sz w:val="17"/>
                 <w:szCs w:val="17"/>
               </w:rPr>
-              <w:t>t = 20,61 (</w:t>
-            </w:r>
-            <w:proofErr w:type="spellStart"/>
-            <w:r>
-              <w:rPr>
-                <w:sz w:val="17"/>
-                <w:szCs w:val="17"/>
-              </w:rPr>
-              <w:t>gl</w:t>
-            </w:r>
-            <w:proofErr w:type="spellEnd"/>
-            <w:r>
-              <w:rPr>
-                <w:sz w:val="17"/>
-                <w:szCs w:val="17"/>
-              </w:rPr>
-              <w:t xml:space="preserve"> = 902)</w:t>
+              <w:t>t = 20,61 (gl = 902)</w:t>
             </w:r>
           </w:p>
         </w:tc>
@@ -9584,23 +9408,7 @@
                 <w:sz w:val="17"/>
                 <w:szCs w:val="17"/>
               </w:rPr>
-              <w:t>F = 44,30 (</w:t>
-            </w:r>
-            <w:proofErr w:type="spellStart"/>
-            <w:r>
-              <w:rPr>
-                <w:sz w:val="17"/>
-                <w:szCs w:val="17"/>
-              </w:rPr>
-              <w:t>gl</w:t>
-            </w:r>
-            <w:proofErr w:type="spellEnd"/>
-            <w:r>
-              <w:rPr>
-                <w:sz w:val="17"/>
-                <w:szCs w:val="17"/>
-              </w:rPr>
-              <w:t xml:space="preserve"> = 9; 9.668)</w:t>
+              <w:t>F = 44,30 (gl = 9; 9.668)</w:t>
             </w:r>
           </w:p>
         </w:tc>
@@ -9708,23 +9516,14 @@
                 <w:sz w:val="17"/>
                 <w:szCs w:val="17"/>
               </w:rPr>
-              <w:t>χ² = 102,51 (</w:t>
-            </w:r>
-            <w:proofErr w:type="spellStart"/>
-            <w:r>
-              <w:rPr>
-                <w:sz w:val="17"/>
-                <w:szCs w:val="17"/>
-              </w:rPr>
-              <w:t>gl</w:t>
-            </w:r>
-            <w:proofErr w:type="spellEnd"/>
-            <w:r>
-              <w:rPr>
-                <w:sz w:val="17"/>
-                <w:szCs w:val="17"/>
-              </w:rPr>
-              <w:t xml:space="preserve"> = 5)</w:t>
+              <w:t xml:space="preserve">χ² = </w:t>
+            </w:r>
+            <w:r>
+              <w:rPr>
+                <w:sz w:val="17"/>
+                <w:szCs w:val="17"/>
+              </w:rPr>
+              <w:t>102,51 (gl = 5)</w:t>
             </w:r>
           </w:p>
         </w:tc>
@@ -9767,23 +9566,7 @@
                 <w:sz w:val="17"/>
                 <w:szCs w:val="17"/>
               </w:rPr>
-              <w:t xml:space="preserve">V de </w:t>
-            </w:r>
-            <w:proofErr w:type="spellStart"/>
-            <w:r>
-              <w:rPr>
-                <w:sz w:val="17"/>
-                <w:szCs w:val="17"/>
-              </w:rPr>
-              <w:t>Cramér</w:t>
-            </w:r>
-            <w:proofErr w:type="spellEnd"/>
-            <w:r>
-              <w:rPr>
-                <w:sz w:val="17"/>
-                <w:szCs w:val="17"/>
-              </w:rPr>
-              <w:t xml:space="preserve"> = 0,103 — débil</w:t>
+              <w:t>V de Cramér = 0,103 — débil</w:t>
             </w:r>
           </w:p>
         </w:tc>
@@ -9839,23 +9622,7 @@
           <w:sz w:val="22"/>
           <w:szCs w:val="22"/>
         </w:rPr>
-        <w:t xml:space="preserve"> la acreditación no solo distingue grupos de forma detectable, sino de forma sustantiva. El área del conocimiento, en cambio, explica apenas el 4 % de la varianza del abandono, y el tipo de institución arroja una asociación que la V de </w:t>
-      </w:r>
-      <w:proofErr w:type="spellStart"/>
-      <w:r>
-        <w:rPr>
-          <w:sz w:val="22"/>
-          <w:szCs w:val="22"/>
-        </w:rPr>
-        <w:t>Cramér</w:t>
-      </w:r>
-      <w:proofErr w:type="spellEnd"/>
-      <w:r>
-        <w:rPr>
-          <w:sz w:val="22"/>
-          <w:szCs w:val="22"/>
-        </w:rPr>
-        <w:t xml:space="preserve"> (1946) califica de débil, coherente con el solapamiento que ya mostraba la figura 3.</w:t>
+        <w:t xml:space="preserve"> la acreditación no solo distingue grupos de forma detectable, sino de forma sustantiva. El área del conocimiento, en cambio, explica apenas el 4 % de la varianza del abandono, y el tipo de institución arroja una asociación que la V de Cramér (1946) califica de débil, coherente con el solapamiento que ya mostraba la figura 3.</w:t>
       </w:r>
     </w:p>
     <w:p>
@@ -9886,55 +9653,14 @@
           <w:sz w:val="22"/>
           <w:szCs w:val="22"/>
         </w:rPr>
-        <w:t xml:space="preserve">los cinco contrastes rechazan con valores entre 10⁻¹⁵ y 10⁻⁷⁸, y aun así sus efectos recorren toda la escala, de grande (d = 0,80) a despreciable (d = 0,082). Informar solo la significación llevaría a tratar los tres resultados como equivalentes, que es exactamente el error que una decisión de focalización no puede permitirse. La advertencia es la misma que formula la American </w:t>
-      </w:r>
-      <w:proofErr w:type="spellStart"/>
-      <w:r>
-        <w:rPr>
-          <w:sz w:val="22"/>
-          <w:szCs w:val="22"/>
-        </w:rPr>
-        <w:t>Statistical</w:t>
-      </w:r>
-      <w:proofErr w:type="spellEnd"/>
-      <w:r>
-        <w:rPr>
-          <w:sz w:val="22"/>
-          <w:szCs w:val="22"/>
-        </w:rPr>
-        <w:t xml:space="preserve"> </w:t>
-      </w:r>
-      <w:proofErr w:type="spellStart"/>
-      <w:r>
-        <w:rPr>
-          <w:sz w:val="22"/>
-          <w:szCs w:val="22"/>
-        </w:rPr>
-        <w:t>Association</w:t>
-      </w:r>
-      <w:proofErr w:type="spellEnd"/>
-      <w:r>
-        <w:rPr>
-          <w:sz w:val="22"/>
-          <w:szCs w:val="22"/>
-        </w:rPr>
-        <w:t xml:space="preserve"> al recordar que un valor p, por sí solo, no mide la magnitud de un efecto ni su relevancia práctica (</w:t>
-      </w:r>
-      <w:proofErr w:type="spellStart"/>
-      <w:r>
-        <w:rPr>
-          <w:sz w:val="22"/>
-          <w:szCs w:val="22"/>
-        </w:rPr>
-        <w:t>Wasserstein</w:t>
-      </w:r>
-      <w:proofErr w:type="spellEnd"/>
-      <w:r>
-        <w:rPr>
-          <w:sz w:val="22"/>
-          <w:szCs w:val="22"/>
-        </w:rPr>
-        <w:t xml:space="preserve"> y Lazar, 2016).</w:t>
+        <w:t>los cinco contrastes rechazan con valores entre 10⁻¹⁵ y 10⁻⁷⁸, y aun así sus efectos recorren toda la escala, de grande (d = 0,80) a despreciable (d = 0,082). Informar solo la significación llevaría a tratar los tres resultados como equivalentes, que es exactamente el error que una decisión de focalización no puede permitirse. La advertencia es la misma que formula la American Statistical Association al recordar que un valor p, por sí solo, no mide la magnitud de un efecto ni su relevancia práctica (Wasse</w:t>
+      </w:r>
+      <w:r>
+        <w:rPr>
+          <w:sz w:val="22"/>
+          <w:szCs w:val="22"/>
+        </w:rPr>
+        <w:t>rstein y Lazar, 2016).</w:t>
       </w:r>
     </w:p>
     <w:p>
@@ -9950,7 +9676,17 @@
           <w:sz w:val="17"/>
           <w:szCs w:val="17"/>
         </w:rPr>
-        <w:t>Las comparaciones múltiples de Tukey (1949), que controlan el error por familia, confirman diferencias significativas en 30 de los 45 pares de áreas; la mayor separa Humanidades de Salud, con 17,4 puntos porcentuales.</w:t>
+        <w:t xml:space="preserve">Las comparaciones múltiples de Tukey (1949), que </w:t>
+      </w:r>
+      <w:r>
+        <w:rPr>
+          <w:i/>
+          <w:iCs/>
+          <w:color w:val="444444"/>
+          <w:sz w:val="17"/>
+          <w:szCs w:val="17"/>
+        </w:rPr>
+        <w:t>controlan el error por familia, confirman diferencias significativas en 30 de los 45 pares de áreas; la mayor separa Humanidades de Salud, con 17,4 puntos porcentuales.</w:t>
       </w:r>
     </w:p>
     <w:p>
@@ -9961,7 +9697,7 @@
           <w:color w:val="auto"/>
         </w:rPr>
       </w:pPr>
-      <w:bookmarkStart w:id="16" w:name="_Toc242569741"/>
+      <w:bookmarkStart w:id="16" w:name="_Toc243059326"/>
       <w:r>
         <w:rPr>
           <w:b/>
@@ -10125,7 +9861,7 @@
           <w:color w:val="auto"/>
         </w:rPr>
       </w:pPr>
-      <w:bookmarkStart w:id="17" w:name="_Toc242569742"/>
+      <w:bookmarkStart w:id="17" w:name="_Toc243059327"/>
       <w:r>
         <w:rPr>
           <w:b/>
@@ -10170,25 +9906,7 @@
           <w:sz w:val="22"/>
           <w:szCs w:val="22"/>
         </w:rPr>
-        <w:t xml:space="preserve">no hay grupo de control ni asignación aleatoria, y la acreditación podría estar recogiendo el efecto de la selectividad del ingreso o de los recursos de la institución. La ventana temporal trunca las cohortes recientes, cuyo abandono aparente queda inflado. Y los contrastes son </w:t>
-      </w:r>
-      <w:proofErr w:type="spellStart"/>
-      <w:r>
-        <w:rPr>
-          <w:rFonts w:asciiTheme="minorHAnsi" w:hAnsiTheme="minorHAnsi" w:cstheme="minorHAnsi"/>
-          <w:sz w:val="22"/>
-          <w:szCs w:val="22"/>
-        </w:rPr>
-        <w:t>univariados</w:t>
-      </w:r>
-      <w:proofErr w:type="spellEnd"/>
-      <w:r>
-        <w:rPr>
-          <w:rFonts w:asciiTheme="minorHAnsi" w:hAnsiTheme="minorHAnsi" w:cstheme="minorHAnsi"/>
-          <w:sz w:val="22"/>
-          <w:szCs w:val="22"/>
-        </w:rPr>
-        <w:t>, de modo que los efectos podrían estar confundidos entre sí; un modelo multivariado, previsto para la fase siguiente, permitiría estimar cada efecto manteniendo las demás constantes.</w:t>
+        <w:t>no hay grupo de control ni asignación aleatoria, y la acreditación podría estar recogiendo el efecto de la selectividad del ingreso o de los recursos de la institución. La ventana temporal trunca las cohortes recientes, cuyo abandono aparente queda inflado. Y los contrastes son univariados, de modo que los efectos podrían estar confundidos entre sí; un modelo multivariado, previsto para la fase siguiente, permitiría estimar cada efecto manteniendo las demás constantes.</w:t>
       </w:r>
     </w:p>
     <w:p>
@@ -10199,7 +9917,7 @@
           <w:color w:val="auto"/>
         </w:rPr>
       </w:pPr>
-      <w:bookmarkStart w:id="18" w:name="_Toc242569743"/>
+      <w:bookmarkStart w:id="18" w:name="_Toc243059328"/>
       <w:r>
         <w:rPr>
           <w:b/>
@@ -10228,25 +9946,23 @@
           <w:sz w:val="22"/>
           <w:szCs w:val="22"/>
         </w:rPr>
-        <w:t xml:space="preserve">El análisis realizado es </w:t>
-      </w:r>
-      <w:proofErr w:type="spellStart"/>
+        <w:t>El análisis realizado es univariado</w:t>
+      </w:r>
       <w:r>
         <w:rPr>
           <w:rFonts w:asciiTheme="minorHAnsi" w:hAnsiTheme="minorHAnsi" w:cstheme="minorHAnsi"/>
           <w:sz w:val="22"/>
           <w:szCs w:val="22"/>
         </w:rPr>
-        <w:t>univariado</w:t>
-      </w:r>
-      <w:proofErr w:type="spellEnd"/>
+        <w:t xml:space="preserve">, </w:t>
+      </w:r>
       <w:r>
         <w:rPr>
           <w:rFonts w:asciiTheme="minorHAnsi" w:hAnsiTheme="minorHAnsi" w:cstheme="minorHAnsi"/>
           <w:sz w:val="22"/>
           <w:szCs w:val="22"/>
         </w:rPr>
-        <w:t xml:space="preserve">, </w:t>
+        <w:t xml:space="preserve">cada factor se examina por </w:t>
       </w:r>
       <w:r>
         <w:rPr>
@@ -10254,7 +9970,7 @@
           <w:sz w:val="22"/>
           <w:szCs w:val="22"/>
         </w:rPr>
-        <w:t>cada factor se examina por separado. Esa es su principal limitación y define la agenda de la fase siguiente.</w:t>
+        <w:t>separado. Esa es su principal limitación y define la agenda de la fase siguiente.</w:t>
       </w:r>
     </w:p>
     <w:p>
@@ -10400,25 +10116,7 @@
           <w:sz w:val="22"/>
           <w:szCs w:val="22"/>
         </w:rPr>
-        <w:t xml:space="preserve"> Con el modelo ajustado podría evaluarse si el abandono de un programa es </w:t>
-      </w:r>
-      <w:proofErr w:type="spellStart"/>
-      <w:r>
-        <w:rPr>
-          <w:rFonts w:asciiTheme="minorHAnsi" w:hAnsiTheme="minorHAnsi" w:cstheme="minorHAnsi"/>
-          <w:sz w:val="22"/>
-          <w:szCs w:val="22"/>
-        </w:rPr>
-        <w:t>anticipable</w:t>
-      </w:r>
-      <w:proofErr w:type="spellEnd"/>
-      <w:r>
-        <w:rPr>
-          <w:rFonts w:asciiTheme="minorHAnsi" w:hAnsiTheme="minorHAnsi" w:cstheme="minorHAnsi"/>
-          <w:sz w:val="22"/>
-          <w:szCs w:val="22"/>
-        </w:rPr>
-        <w:t xml:space="preserve"> a partir de sus características observables, que es la pregunta que convierte el diagnóstico en un instrumento de focalización.</w:t>
+        <w:t xml:space="preserve"> Con el modelo ajustado podría evaluarse si el abandono de un programa es anticipable a partir de sus características observables, que es la pregunta que convierte el diagnóstico en un instrumento de focalización.</w:t>
       </w:r>
     </w:p>
     <w:p>
@@ -10429,7 +10127,7 @@
           <w:color w:val="auto"/>
         </w:rPr>
       </w:pPr>
-      <w:bookmarkStart w:id="19" w:name="_Toc242569744"/>
+      <w:bookmarkStart w:id="19" w:name="_Toc243059329"/>
       <w:r>
         <w:rPr>
           <w:b/>
@@ -10537,7 +10235,7 @@
           <w:lang w:val="en-US"/>
         </w:rPr>
       </w:pPr>
-      <w:bookmarkStart w:id="20" w:name="_Toc242569745"/>
+      <w:bookmarkStart w:id="20" w:name="_Toc243059330"/>
       <w:r>
         <w:rPr>
           <w:b/>
@@ -10547,22 +10245,9 @@
           <w:szCs w:val="26"/>
           <w:lang w:val="en-US"/>
         </w:rPr>
-        <w:t xml:space="preserve">10. </w:t>
-      </w:r>
-      <w:proofErr w:type="spellStart"/>
-      <w:r>
-        <w:rPr>
-          <w:b/>
-          <w:bCs/>
-          <w:color w:val="auto"/>
-          <w:sz w:val="26"/>
-          <w:szCs w:val="26"/>
-          <w:lang w:val="en-US"/>
-        </w:rPr>
-        <w:t>Referencias</w:t>
+        <w:t>10. Referencias</w:t>
       </w:r>
       <w:bookmarkEnd w:id="20"/>
-      <w:proofErr w:type="spellEnd"/>
     </w:p>
     <w:p>
       <w:pPr>
@@ -10637,7 +10322,17 @@
           <w:szCs w:val="22"/>
           <w:lang w:val="en-US"/>
         </w:rPr>
-        <w:t>Mathematical methods of statistics</w:t>
+        <w:t xml:space="preserve">Mathematical </w:t>
+      </w:r>
+      <w:r>
+        <w:rPr>
+          <w:i/>
+          <w:iCs/>
+          <w:sz w:val="22"/>
+          <w:szCs w:val="22"/>
+          <w:lang w:val="en-US"/>
+        </w:rPr>
+        <w:t>methods of statistics</w:t>
       </w:r>
       <w:r>
         <w:rPr>
@@ -10669,43 +10364,7 @@
           <w:szCs w:val="22"/>
           <w:lang w:val="en-US"/>
         </w:rPr>
-        <w:t xml:space="preserve">Harris, C. R., Millman, K. J., van der Walt, S. J., </w:t>
-      </w:r>
-      <w:proofErr w:type="spellStart"/>
-      <w:r>
-        <w:rPr>
-          <w:sz w:val="22"/>
-          <w:szCs w:val="22"/>
-          <w:lang w:val="en-US"/>
-        </w:rPr>
-        <w:t>Gommers</w:t>
-      </w:r>
-      <w:proofErr w:type="spellEnd"/>
-      <w:r>
-        <w:rPr>
-          <w:sz w:val="22"/>
-          <w:szCs w:val="22"/>
-          <w:lang w:val="en-US"/>
-        </w:rPr>
-        <w:t xml:space="preserve">, R., Virtanen, P., </w:t>
-      </w:r>
-      <w:proofErr w:type="spellStart"/>
-      <w:r>
-        <w:rPr>
-          <w:sz w:val="22"/>
-          <w:szCs w:val="22"/>
-          <w:lang w:val="en-US"/>
-        </w:rPr>
-        <w:t>Cournapeau</w:t>
-      </w:r>
-      <w:proofErr w:type="spellEnd"/>
-      <w:r>
-        <w:rPr>
-          <w:sz w:val="22"/>
-          <w:szCs w:val="22"/>
-          <w:lang w:val="en-US"/>
-        </w:rPr>
-        <w:t xml:space="preserve">, D. et al. </w:t>
+        <w:t xml:space="preserve">Harris, C. R., Millman, K. J., van der Walt, S. J., Gommers, R., Virtanen, P., Cournapeau, D. et al. </w:t>
       </w:r>
       <w:r>
         <w:rPr>
@@ -10798,59 +10457,13 @@
           <w:lang w:val="en-US"/>
         </w:rPr>
       </w:pPr>
-      <w:proofErr w:type="spellStart"/>
       <w:r>
         <w:rPr>
           <w:sz w:val="22"/>
           <w:szCs w:val="22"/>
           <w:lang w:val="en-US"/>
         </w:rPr>
-        <w:t>Seabold</w:t>
-      </w:r>
-      <w:proofErr w:type="spellEnd"/>
-      <w:r>
-        <w:rPr>
-          <w:sz w:val="22"/>
-          <w:szCs w:val="22"/>
-          <w:lang w:val="en-US"/>
-        </w:rPr>
-        <w:t xml:space="preserve">, S. y </w:t>
-      </w:r>
-      <w:proofErr w:type="spellStart"/>
-      <w:r>
-        <w:rPr>
-          <w:sz w:val="22"/>
-          <w:szCs w:val="22"/>
-          <w:lang w:val="en-US"/>
-        </w:rPr>
-        <w:t>Perktold</w:t>
-      </w:r>
-      <w:proofErr w:type="spellEnd"/>
-      <w:r>
-        <w:rPr>
-          <w:sz w:val="22"/>
-          <w:szCs w:val="22"/>
-          <w:lang w:val="en-US"/>
-        </w:rPr>
-        <w:t xml:space="preserve">, J. (2010). </w:t>
-      </w:r>
-      <w:proofErr w:type="spellStart"/>
-      <w:r>
-        <w:rPr>
-          <w:sz w:val="22"/>
-          <w:szCs w:val="22"/>
-          <w:lang w:val="en-US"/>
-        </w:rPr>
-        <w:t>statsmodels</w:t>
-      </w:r>
-      <w:proofErr w:type="spellEnd"/>
-      <w:r>
-        <w:rPr>
-          <w:sz w:val="22"/>
-          <w:szCs w:val="22"/>
-          <w:lang w:val="en-US"/>
-        </w:rPr>
-        <w:t xml:space="preserve">: econometric and statistical modeling with Python. En </w:t>
+        <w:t xml:space="preserve">Seabold, S. y Perktold, J. (2010). statsmodels: econometric and statistical modeling with Python. En </w:t>
       </w:r>
       <w:r>
         <w:rPr>
@@ -11018,61 +10631,7 @@
           <w:szCs w:val="22"/>
           <w:lang w:val="en-US"/>
         </w:rPr>
-        <w:t xml:space="preserve">Virtanen, P., </w:t>
-      </w:r>
-      <w:proofErr w:type="spellStart"/>
-      <w:r>
-        <w:rPr>
-          <w:sz w:val="22"/>
-          <w:szCs w:val="22"/>
-          <w:lang w:val="en-US"/>
-        </w:rPr>
-        <w:t>Gommers</w:t>
-      </w:r>
-      <w:proofErr w:type="spellEnd"/>
-      <w:r>
-        <w:rPr>
-          <w:sz w:val="22"/>
-          <w:szCs w:val="22"/>
-          <w:lang w:val="en-US"/>
-        </w:rPr>
-        <w:t xml:space="preserve">, R., Oliphant, T. E., </w:t>
-      </w:r>
-      <w:proofErr w:type="spellStart"/>
-      <w:r>
-        <w:rPr>
-          <w:sz w:val="22"/>
-          <w:szCs w:val="22"/>
-          <w:lang w:val="en-US"/>
-        </w:rPr>
-        <w:t>Haberland</w:t>
-      </w:r>
-      <w:proofErr w:type="spellEnd"/>
-      <w:r>
-        <w:rPr>
-          <w:sz w:val="22"/>
-          <w:szCs w:val="22"/>
-          <w:lang w:val="en-US"/>
-        </w:rPr>
-        <w:t xml:space="preserve">, M., Reddy, T., </w:t>
-      </w:r>
-      <w:proofErr w:type="spellStart"/>
-      <w:r>
-        <w:rPr>
-          <w:sz w:val="22"/>
-          <w:szCs w:val="22"/>
-          <w:lang w:val="en-US"/>
-        </w:rPr>
-        <w:t>Cournapeau</w:t>
-      </w:r>
-      <w:proofErr w:type="spellEnd"/>
-      <w:r>
-        <w:rPr>
-          <w:sz w:val="22"/>
-          <w:szCs w:val="22"/>
-          <w:lang w:val="en-US"/>
-        </w:rPr>
-        <w:t xml:space="preserve">, D. et al. </w:t>
+        <w:t xml:space="preserve">Virtanen, P., Gommers, R., Oliphant, T. E., Haberland, M., Reddy, T., Cournapeau, D. et al. </w:t>
       </w:r>
       <w:r>
         <w:rPr>
@@ -11174,7 +10733,6 @@
         </w:rPr>
         <w:t xml:space="preserve">Welch, B. L. (1947). The generalization of «Student’s» problem when several different population variances are involved. </w:t>
       </w:r>
-      <w:proofErr w:type="spellStart"/>
       <w:r>
         <w:rPr>
           <w:i/>
@@ -11185,7 +10743,6 @@
         </w:rPr>
         <w:t>Biometrika</w:t>
       </w:r>
-      <w:proofErr w:type="spellEnd"/>
       <w:r>
         <w:rPr>
           <w:sz w:val="22"/>
@@ -11217,7 +10774,6 @@
         </w:rPr>
         <w:t xml:space="preserve">Wilson, E. B. (1927). Probable inference, the law of succession, and statistical inference. </w:t>
       </w:r>
-      <w:proofErr w:type="spellStart"/>
       <w:r>
         <w:rPr>
           <w:i/>
@@ -11225,89 +10781,8 @@
           <w:sz w:val="22"/>
           <w:szCs w:val="22"/>
         </w:rPr>
-        <w:t>Journal</w:t>
-      </w:r>
-      <w:proofErr w:type="spellEnd"/>
-      <w:r>
-        <w:rPr>
-          <w:i/>
-          <w:iCs/>
-          <w:sz w:val="22"/>
-          <w:szCs w:val="22"/>
-        </w:rPr>
-        <w:t xml:space="preserve"> </w:t>
-      </w:r>
-      <w:proofErr w:type="spellStart"/>
-      <w:r>
-        <w:rPr>
-          <w:i/>
-          <w:iCs/>
-          <w:sz w:val="22"/>
-          <w:szCs w:val="22"/>
-        </w:rPr>
-        <w:t>of</w:t>
-      </w:r>
-      <w:proofErr w:type="spellEnd"/>
-      <w:r>
-        <w:rPr>
-          <w:i/>
-          <w:iCs/>
-          <w:sz w:val="22"/>
-          <w:szCs w:val="22"/>
-        </w:rPr>
-        <w:t xml:space="preserve"> </w:t>
-      </w:r>
-      <w:proofErr w:type="spellStart"/>
-      <w:r>
-        <w:rPr>
-          <w:i/>
-          <w:iCs/>
-          <w:sz w:val="22"/>
-          <w:szCs w:val="22"/>
-        </w:rPr>
-        <w:t>the</w:t>
-      </w:r>
-      <w:proofErr w:type="spellEnd"/>
-      <w:r>
-        <w:rPr>
-          <w:i/>
-          <w:iCs/>
-          <w:sz w:val="22"/>
-          <w:szCs w:val="22"/>
-        </w:rPr>
-        <w:t xml:space="preserve"> American </w:t>
-      </w:r>
-      <w:proofErr w:type="spellStart"/>
-      <w:r>
-        <w:rPr>
-          <w:i/>
-          <w:iCs/>
-          <w:sz w:val="22"/>
-          <w:szCs w:val="22"/>
-        </w:rPr>
-        <w:t>Statistical</w:t>
-      </w:r>
-      <w:proofErr w:type="spellEnd"/>
-      <w:r>
-        <w:rPr>
-          <w:i/>
-          <w:iCs/>
-          <w:sz w:val="22"/>
-          <w:szCs w:val="22"/>
-        </w:rPr>
-        <w:t xml:space="preserve"> </w:t>
-      </w:r>
-      <w:proofErr w:type="spellStart"/>
-      <w:r>
-        <w:rPr>
-          <w:i/>
-          <w:iCs/>
-          <w:sz w:val="22"/>
-          <w:szCs w:val="22"/>
-        </w:rPr>
-        <w:t>Association</w:t>
-      </w:r>
-      <w:proofErr w:type="spellEnd"/>
+        <w:t>Journal of the American Statistical Association</w:t>
+      </w:r>
       <w:r>
         <w:rPr>
           <w:sz w:val="22"/>
